--- a/testakten/handelsvertreterrecht-provisionsausgleich-nordstern-medtech/02-zeitstrahl-und-fristen.docx
+++ b/testakten/handelsvertreterrecht-provisionsausgleich-nordstern-medtech/02-zeitstrahl-und-fristen.docx
@@ -2,65 +2,2791 @@
 <file path=word/document.xml><?xml version="1.0" encoding="utf-8"?>
 <w:document xmlns:wpc="http://schemas.microsoft.com/office/word/2010/wordprocessingCanvas" xmlns:mo="http://schemas.microsoft.com/office/mac/office/2008/main" xmlns:mc="http://schemas.openxmlformats.org/markup-compatibility/2006" xmlns:mv="urn:schemas-microsoft-com:mac:vml" xmlns:o="urn:schemas-microsoft-com:office:office" xmlns:r="http://schemas.openxmlformats.org/officeDocument/2006/relationships" xmlns:m="http://schemas.openxmlformats.org/officeDocument/2006/math" xmlns:v="urn:schemas-microsoft-com:vml" xmlns:wp14="http://schemas.microsoft.com/office/word/2010/wordprocessingDrawing" xmlns:wp="http://schemas.openxmlformats.org/drawingml/2006/wordprocessingDrawing" xmlns:w10="urn:schemas-microsoft-com:office:word" xmlns:w="http://schemas.openxmlformats.org/wordprocessingml/2006/main" xmlns:w14="http://schemas.microsoft.com/office/word/2010/wordml" xmlns:wpg="http://schemas.microsoft.com/office/word/2010/wordprocessingGroup" xmlns:wpi="http://schemas.microsoft.com/office/word/2010/wordprocessingInk" xmlns:wne="http://schemas.microsoft.com/office/word/2006/wordml" xmlns:wps="http://schemas.microsoft.com/office/word/2010/wordprocessingShape" mc:Ignorable="w14 wp14">
   <w:body>
+    <w:tbl>
+      <w:tblPr>
+        <w:tblW w:type="auto" w:w="0"/>
+        <w:tblLayout w:type="fixed"/>
+        <w:tblLook w:firstColumn="1" w:firstRow="1" w:lastColumn="0" w:lastRow="0" w:noHBand="0" w:noVBand="1" w:val="04A0"/>
+      </w:tblPr>
+      <w:tblGrid>
+        <w:gridCol w:w="6520"/>
+        <w:gridCol w:w="2948"/>
+      </w:tblGrid>
+      <w:tr>
+        <w:tc>
+          <w:tcPr>
+            <w:tcW w:type="dxa" w:w="4790"/>
+            <w:tcMar>
+              <w:top w:w="0" w:type="dxa"/>
+              <w:start w:w="0" w:type="dxa"/>
+              <w:bottom w:w="80" w:type="dxa"/>
+              <w:end w:w="80" w:type="dxa"/>
+            </w:tcMar>
+          </w:tcPr>
+          <w:p>
+            <w:pPr>
+              <w:spacing w:after="20"/>
+            </w:pPr>
+            <w:r>
+              <w:rPr>
+                <w:b/>
+                <w:color w:val="17324D"/>
+                <w:sz w:val="24"/>
+              </w:rPr>
+              <w:t>RHEINBLICK RECHTSANWÄLTE PartG mbB</w:t>
+            </w:r>
+          </w:p>
+          <w:p>
+            <w:pPr>
+              <w:spacing w:after="0"/>
+            </w:pPr>
+            <w:r>
+              <w:rPr>
+                <w:color w:val="59636B"/>
+                <w:sz w:val="16"/>
+              </w:rPr>
+              <w:t>Hohenzollernring 57 · 50672 Köln · Telefon 0221 580 44 20 · Fax 0221 580 44 29</w:t>
+            </w:r>
+          </w:p>
+          <w:p>
+            <w:pPr>
+              <w:spacing w:after="0"/>
+            </w:pPr>
+            <w:r>
+              <w:rPr>
+                <w:color w:val="59636B"/>
+                <w:sz w:val="16"/>
+              </w:rPr>
+              <w:t>kanzlei@rheinblick-recht.de · Partnerschaftsregister AG Essen PR 4812 · Fremdgeldkonto DE56 3704 0044 0712 9080 00</w:t>
+            </w:r>
+          </w:p>
+        </w:tc>
+        <w:tc>
+          <w:tcPr>
+            <w:tcW w:type="dxa" w:w="4790"/>
+            <w:tcMar>
+              <w:top w:w="0" w:type="dxa"/>
+              <w:start w:w="80" w:type="dxa"/>
+              <w:bottom w:w="80" w:type="dxa"/>
+              <w:end w:w="0" w:type="dxa"/>
+            </w:tcMar>
+          </w:tcPr>
+          <w:p>
+            <w:pPr>
+              <w:jc w:val="right"/>
+            </w:pPr>
+            <w:r>
+              <w:rPr>
+                <w:b/>
+                <w:color w:val="2E668B"/>
+                <w:sz w:val="18"/>
+              </w:rPr>
+              <w:t>FRISTENKONTROLLE</w:t>
+            </w:r>
+          </w:p>
+        </w:tc>
+      </w:tr>
+    </w:tbl>
+    <w:p>
+      <w:pPr>
+        <w:spacing w:after="160"/>
+        <w:pBdr>
+          <w:bottom w:val="single" w:sz="10" w:space="1" w:color="2E668B"/>
+        </w:pBdr>
+      </w:pPr>
+    </w:p>
+    <w:p>
+      <w:pPr>
+        <w:pStyle w:val="Title"/>
+      </w:pPr>
+      <w:r>
+        <w:t>Chronologie, Fristen und Belegstand</w:t>
+      </w:r>
+    </w:p>
+    <w:p>
+      <w:pPr>
+        <w:spacing w:after="180"/>
+      </w:pPr>
+      <w:r>
+        <w:rPr>
+          <w:b/>
+          <w:color w:val="2E668B"/>
+        </w:rPr>
+        <w:t>Altfeld Vertrieb GmbH ./. Nordstern MedTech GmbH</w:t>
+      </w:r>
+    </w:p>
+    <w:tbl>
+      <w:tblPr>
+        <w:tblW w:type="auto" w:w="0"/>
+        <w:tblLayout w:type="fixed"/>
+        <w:tblLook w:firstColumn="1" w:firstRow="1" w:lastColumn="0" w:lastRow="0" w:noHBand="0" w:noVBand="1" w:val="04A0"/>
+      </w:tblPr>
+      <w:tblGrid>
+        <w:gridCol w:w="2268"/>
+        <w:gridCol w:w="7200"/>
+      </w:tblGrid>
+      <w:tr>
+        <w:tc>
+          <w:tcPr>
+            <w:tcW w:type="dxa" w:w="2268"/>
+            <w:shd w:fill="EAF1F5"/>
+            <w:tcMar>
+              <w:top w:w="90" w:type="dxa"/>
+              <w:start w:w="90" w:type="dxa"/>
+              <w:bottom w:w="90" w:type="dxa"/>
+              <w:end w:w="90" w:type="dxa"/>
+            </w:tcMar>
+            <w:vAlign w:val="center"/>
+          </w:tcPr>
+          <w:p>
+            <w:pPr>
+              <w:spacing w:after="0"/>
+            </w:pPr>
+            <w:r>
+              <w:rPr>
+                <w:b/>
+                <w:sz w:val="18"/>
+              </w:rPr>
+              <w:t>Stand</w:t>
+            </w:r>
+          </w:p>
+        </w:tc>
+        <w:tc>
+          <w:tcPr>
+            <w:tcW w:type="dxa" w:w="7200"/>
+            <w:tcMar>
+              <w:top w:w="90" w:type="dxa"/>
+              <w:start w:w="90" w:type="dxa"/>
+              <w:bottom w:w="90" w:type="dxa"/>
+              <w:end w:w="90" w:type="dxa"/>
+            </w:tcMar>
+            <w:vAlign w:val="center"/>
+          </w:tcPr>
+          <w:p>
+            <w:pPr>
+              <w:spacing w:after="0"/>
+            </w:pPr>
+            <w:r>
+              <w:rPr>
+                <w:sz w:val="18"/>
+              </w:rPr>
+              <w:t>4. Juni 2026, 16:20 Uhr</w:t>
+            </w:r>
+          </w:p>
+        </w:tc>
+      </w:tr>
+      <w:tr>
+        <w:tc>
+          <w:tcPr>
+            <w:tcW w:type="dxa" w:w="2268"/>
+            <w:shd w:fill="EAF1F5"/>
+            <w:tcMar>
+              <w:top w:w="90" w:type="dxa"/>
+              <w:start w:w="90" w:type="dxa"/>
+              <w:bottom w:w="90" w:type="dxa"/>
+              <w:end w:w="90" w:type="dxa"/>
+            </w:tcMar>
+            <w:vAlign w:val="center"/>
+          </w:tcPr>
+          <w:p>
+            <w:pPr>
+              <w:spacing w:after="0"/>
+            </w:pPr>
+            <w:r>
+              <w:rPr>
+                <w:b/>
+                <w:sz w:val="18"/>
+              </w:rPr>
+              <w:t>Kontrolliert</w:t>
+            </w:r>
+          </w:p>
+        </w:tc>
+        <w:tc>
+          <w:tcPr>
+            <w:tcW w:type="dxa" w:w="7200"/>
+            <w:tcMar>
+              <w:top w:w="90" w:type="dxa"/>
+              <w:start w:w="90" w:type="dxa"/>
+              <w:bottom w:w="90" w:type="dxa"/>
+              <w:end w:w="90" w:type="dxa"/>
+            </w:tcMar>
+            <w:vAlign w:val="center"/>
+          </w:tcPr>
+          <w:p>
+            <w:pPr>
+              <w:spacing w:after="0"/>
+            </w:pPr>
+            <w:r>
+              <w:rPr>
+                <w:sz w:val="18"/>
+              </w:rPr>
+              <w:t>Stefanie Pollok / Fristenreferat M. Noll</w:t>
+            </w:r>
+          </w:p>
+        </w:tc>
+      </w:tr>
+      <w:tr>
+        <w:tc>
+          <w:tcPr>
+            <w:tcW w:type="dxa" w:w="2268"/>
+            <w:shd w:fill="EAF1F5"/>
+            <w:tcMar>
+              <w:top w:w="90" w:type="dxa"/>
+              <w:start w:w="90" w:type="dxa"/>
+              <w:bottom w:w="90" w:type="dxa"/>
+              <w:end w:w="90" w:type="dxa"/>
+            </w:tcMar>
+            <w:vAlign w:val="center"/>
+          </w:tcPr>
+          <w:p>
+            <w:pPr>
+              <w:spacing w:after="0"/>
+            </w:pPr>
+            <w:r>
+              <w:rPr>
+                <w:b/>
+                <w:sz w:val="18"/>
+              </w:rPr>
+              <w:t>Bezugsdokumente</w:t>
+            </w:r>
+          </w:p>
+        </w:tc>
+        <w:tc>
+          <w:tcPr>
+            <w:tcW w:type="dxa" w:w="7200"/>
+            <w:tcMar>
+              <w:top w:w="90" w:type="dxa"/>
+              <w:start w:w="90" w:type="dxa"/>
+              <w:bottom w:w="90" w:type="dxa"/>
+              <w:end w:w="90" w:type="dxa"/>
+            </w:tcMar>
+            <w:vAlign w:val="center"/>
+          </w:tcPr>
+          <w:p>
+            <w:pPr>
+              <w:spacing w:after="0"/>
+            </w:pPr>
+            <w:r>
+              <w:rPr>
+                <w:sz w:val="18"/>
+              </w:rPr>
+              <w:t>Vertrag, E-Mails, Provisionsdatei, CRM-Auszug, Kundenliste</w:t>
+            </w:r>
+          </w:p>
+        </w:tc>
+      </w:tr>
+      <w:tr>
+        <w:tc>
+          <w:tcPr>
+            <w:tcW w:type="dxa" w:w="2268"/>
+            <w:shd w:fill="EAF1F5"/>
+            <w:tcMar>
+              <w:top w:w="90" w:type="dxa"/>
+              <w:start w:w="90" w:type="dxa"/>
+              <w:bottom w:w="90" w:type="dxa"/>
+              <w:end w:w="90" w:type="dxa"/>
+            </w:tcMar>
+            <w:vAlign w:val="center"/>
+          </w:tcPr>
+          <w:p>
+            <w:pPr>
+              <w:spacing w:after="0"/>
+            </w:pPr>
+            <w:r>
+              <w:rPr>
+                <w:b/>
+                <w:sz w:val="18"/>
+              </w:rPr>
+              <w:t>Hinweis</w:t>
+            </w:r>
+          </w:p>
+        </w:tc>
+        <w:tc>
+          <w:tcPr>
+            <w:tcW w:type="dxa" w:w="7200"/>
+            <w:tcMar>
+              <w:top w:w="90" w:type="dxa"/>
+              <w:start w:w="90" w:type="dxa"/>
+              <w:bottom w:w="90" w:type="dxa"/>
+              <w:end w:w="90" w:type="dxa"/>
+            </w:tcMar>
+            <w:vAlign w:val="center"/>
+          </w:tcPr>
+          <w:p>
+            <w:pPr>
+              <w:spacing w:after="0"/>
+            </w:pPr>
+            <w:r>
+              <w:rPr>
+                <w:sz w:val="18"/>
+              </w:rPr>
+              <w:t>Kalenderdaten sind aus dem Aktenbestand abgeleitet und bei Originaleingang erneut zu kontrollieren.</w:t>
+            </w:r>
+          </w:p>
+        </w:tc>
+      </w:tr>
+    </w:tbl>
+    <w:p>
+      <w:pPr>
+        <w:spacing w:after="20"/>
+      </w:pPr>
+    </w:p>
     <w:p>
       <w:pPr>
         <w:pStyle w:val="Heading1"/>
       </w:pPr>
       <w:r>
-        <w:rPr>
-          <w:rFonts w:ascii="Times New Roman" w:hAnsi="Times New Roman"/>
-        </w:rPr>
-        <w:t>Zeitstrahl</w:t>
+        <w:t>1. Chronologie</w:t>
+      </w:r>
+    </w:p>
+    <w:tbl>
+      <w:tblPr>
+        <w:tblStyle w:val="TableGrid"/>
+        <w:tblW w:type="auto" w:w="0"/>
+        <w:tblLayout w:type="fixed"/>
+        <w:tblLook w:firstColumn="1" w:firstRow="1" w:lastColumn="0" w:lastRow="0" w:noHBand="0" w:noVBand="1" w:val="04A0"/>
+      </w:tblPr>
+      <w:tblGrid>
+        <w:gridCol w:w="1531"/>
+        <w:gridCol w:w="3118"/>
+        <w:gridCol w:w="2154"/>
+        <w:gridCol w:w="2665"/>
+      </w:tblGrid>
+      <w:tr>
+        <w:tc>
+          <w:tcPr>
+            <w:tcW w:type="dxa" w:w="2395"/>
+            <w:shd w:fill="17324D"/>
+            <w:tcMar>
+              <w:top w:w="90" w:type="dxa"/>
+              <w:start w:w="90" w:type="dxa"/>
+              <w:bottom w:w="90" w:type="dxa"/>
+              <w:end w:w="90" w:type="dxa"/>
+            </w:tcMar>
+          </w:tcPr>
+          <w:p>
+            <w:r>
+              <w:rPr>
+                <w:b/>
+                <w:color w:val="FFFFFF"/>
+                <w:sz w:val="17"/>
+              </w:rPr>
+              <w:t>Datum</w:t>
+            </w:r>
+          </w:p>
+        </w:tc>
+        <w:tc>
+          <w:tcPr>
+            <w:tcW w:type="dxa" w:w="2395"/>
+            <w:shd w:fill="17324D"/>
+            <w:tcMar>
+              <w:top w:w="90" w:type="dxa"/>
+              <w:start w:w="90" w:type="dxa"/>
+              <w:bottom w:w="90" w:type="dxa"/>
+              <w:end w:w="90" w:type="dxa"/>
+            </w:tcMar>
+          </w:tcPr>
+          <w:p>
+            <w:r>
+              <w:rPr>
+                <w:b/>
+                <w:color w:val="FFFFFF"/>
+                <w:sz w:val="17"/>
+              </w:rPr>
+              <w:t>Vorgang</w:t>
+            </w:r>
+          </w:p>
+        </w:tc>
+        <w:tc>
+          <w:tcPr>
+            <w:tcW w:type="dxa" w:w="2395"/>
+            <w:shd w:fill="17324D"/>
+            <w:tcMar>
+              <w:top w:w="90" w:type="dxa"/>
+              <w:start w:w="90" w:type="dxa"/>
+              <w:bottom w:w="90" w:type="dxa"/>
+              <w:end w:w="90" w:type="dxa"/>
+            </w:tcMar>
+          </w:tcPr>
+          <w:p>
+            <w:r>
+              <w:rPr>
+                <w:b/>
+                <w:color w:val="FFFFFF"/>
+                <w:sz w:val="17"/>
+              </w:rPr>
+              <w:t>Quelle</w:t>
+            </w:r>
+          </w:p>
+        </w:tc>
+        <w:tc>
+          <w:tcPr>
+            <w:tcW w:type="dxa" w:w="2395"/>
+            <w:shd w:fill="17324D"/>
+            <w:tcMar>
+              <w:top w:w="90" w:type="dxa"/>
+              <w:start w:w="90" w:type="dxa"/>
+              <w:bottom w:w="90" w:type="dxa"/>
+              <w:end w:w="90" w:type="dxa"/>
+            </w:tcMar>
+          </w:tcPr>
+          <w:p>
+            <w:r>
+              <w:rPr>
+                <w:b/>
+                <w:color w:val="FFFFFF"/>
+                <w:sz w:val="17"/>
+              </w:rPr>
+              <w:t>Bedeutung für die Bearbeitung</w:t>
+            </w:r>
+          </w:p>
+        </w:tc>
+      </w:tr>
+      <w:tr>
+        <w:tc>
+          <w:tcPr>
+            <w:tcW w:type="dxa" w:w="1531"/>
+            <w:tcMar>
+              <w:top w:w="90" w:type="dxa"/>
+              <w:start w:w="90" w:type="dxa"/>
+              <w:bottom w:w="90" w:type="dxa"/>
+              <w:end w:w="90" w:type="dxa"/>
+            </w:tcMar>
+            <w:vAlign w:val="top"/>
+          </w:tcPr>
+          <w:p>
+            <w:pPr>
+              <w:spacing w:after="0"/>
+            </w:pPr>
+            <w:r>
+              <w:rPr>
+                <w:sz w:val="16"/>
+              </w:rPr>
+              <w:t>3. Juni 2018</w:t>
+            </w:r>
+          </w:p>
+        </w:tc>
+        <w:tc>
+          <w:tcPr>
+            <w:tcW w:type="dxa" w:w="3118"/>
+            <w:tcMar>
+              <w:top w:w="90" w:type="dxa"/>
+              <w:start w:w="90" w:type="dxa"/>
+              <w:bottom w:w="90" w:type="dxa"/>
+              <w:end w:w="90" w:type="dxa"/>
+            </w:tcMar>
+            <w:vAlign w:val="top"/>
+          </w:tcPr>
+          <w:p>
+            <w:pPr>
+              <w:spacing w:after="0"/>
+            </w:pPr>
+            <w:r>
+              <w:rPr>
+                <w:sz w:val="16"/>
+              </w:rPr>
+              <w:t>Unterzeichnung des Handelsvertretervertrags; Gebiet Nordrhein-Westfalen und Hessen</w:t>
+            </w:r>
+          </w:p>
+        </w:tc>
+        <w:tc>
+          <w:tcPr>
+            <w:tcW w:type="dxa" w:w="2154"/>
+            <w:tcMar>
+              <w:top w:w="90" w:type="dxa"/>
+              <w:start w:w="90" w:type="dxa"/>
+              <w:bottom w:w="90" w:type="dxa"/>
+              <w:end w:w="90" w:type="dxa"/>
+            </w:tcMar>
+            <w:vAlign w:val="top"/>
+          </w:tcPr>
+          <w:p>
+            <w:pPr>
+              <w:spacing w:after="0"/>
+            </w:pPr>
+            <w:r>
+              <w:rPr>
+                <w:sz w:val="16"/>
+              </w:rPr>
+              <w:t>Vertragsauszug, Original angekündigt</w:t>
+            </w:r>
+          </w:p>
+        </w:tc>
+        <w:tc>
+          <w:tcPr>
+            <w:tcW w:type="dxa" w:w="2665"/>
+            <w:tcMar>
+              <w:top w:w="90" w:type="dxa"/>
+              <w:start w:w="90" w:type="dxa"/>
+              <w:bottom w:w="90" w:type="dxa"/>
+              <w:end w:w="90" w:type="dxa"/>
+            </w:tcMar>
+            <w:vAlign w:val="top"/>
+          </w:tcPr>
+          <w:p>
+            <w:pPr>
+              <w:spacing w:after="0"/>
+            </w:pPr>
+            <w:r>
+              <w:rPr>
+                <w:sz w:val="16"/>
+              </w:rPr>
+              <w:t>Vertragspartner, Anlagen und Gebietsabgrenzung vollständig erfassen</w:t>
+            </w:r>
+          </w:p>
+        </w:tc>
+      </w:tr>
+      <w:tr>
+        <w:tc>
+          <w:tcPr>
+            <w:tcW w:type="dxa" w:w="1531"/>
+            <w:tcMar>
+              <w:top w:w="90" w:type="dxa"/>
+              <w:start w:w="90" w:type="dxa"/>
+              <w:bottom w:w="90" w:type="dxa"/>
+              <w:end w:w="90" w:type="dxa"/>
+            </w:tcMar>
+            <w:vAlign w:val="top"/>
+            <w:shd w:fill="F5F7F8"/>
+          </w:tcPr>
+          <w:p>
+            <w:pPr>
+              <w:spacing w:after="0"/>
+            </w:pPr>
+            <w:r>
+              <w:rPr>
+                <w:sz w:val="16"/>
+              </w:rPr>
+              <w:t>17. September 2019</w:t>
+            </w:r>
+          </w:p>
+        </w:tc>
+        <w:tc>
+          <w:tcPr>
+            <w:tcW w:type="dxa" w:w="3118"/>
+            <w:tcMar>
+              <w:top w:w="90" w:type="dxa"/>
+              <w:start w:w="90" w:type="dxa"/>
+              <w:bottom w:w="90" w:type="dxa"/>
+              <w:end w:w="90" w:type="dxa"/>
+            </w:tcMar>
+            <w:vAlign w:val="top"/>
+            <w:shd w:fill="F5F7F8"/>
+          </w:tcPr>
+          <w:p>
+            <w:pPr>
+              <w:spacing w:after="0"/>
+            </w:pPr>
+            <w:r>
+              <w:rPr>
+                <w:sz w:val="16"/>
+              </w:rPr>
+              <w:t>Erster dokumentierter Termin beim Klinikum Westbogen</w:t>
+            </w:r>
+          </w:p>
+        </w:tc>
+        <w:tc>
+          <w:tcPr>
+            <w:tcW w:type="dxa" w:w="2154"/>
+            <w:tcMar>
+              <w:top w:w="90" w:type="dxa"/>
+              <w:start w:w="90" w:type="dxa"/>
+              <w:bottom w:w="90" w:type="dxa"/>
+              <w:end w:w="90" w:type="dxa"/>
+            </w:tcMar>
+            <w:vAlign w:val="top"/>
+            <w:shd w:fill="F5F7F8"/>
+          </w:tcPr>
+          <w:p>
+            <w:pPr>
+              <w:spacing w:after="0"/>
+            </w:pPr>
+            <w:r>
+              <w:rPr>
+                <w:sz w:val="16"/>
+              </w:rPr>
+              <w:t>Kalendereintrag und Kundenliste</w:t>
+            </w:r>
+          </w:p>
+        </w:tc>
+        <w:tc>
+          <w:tcPr>
+            <w:tcW w:type="dxa" w:w="2665"/>
+            <w:tcMar>
+              <w:top w:w="90" w:type="dxa"/>
+              <w:start w:w="90" w:type="dxa"/>
+              <w:bottom w:w="90" w:type="dxa"/>
+              <w:end w:w="90" w:type="dxa"/>
+            </w:tcMar>
+            <w:vAlign w:val="top"/>
+            <w:shd w:fill="F5F7F8"/>
+          </w:tcPr>
+          <w:p>
+            <w:pPr>
+              <w:spacing w:after="0"/>
+            </w:pPr>
+            <w:r>
+              <w:rPr>
+                <w:sz w:val="16"/>
+              </w:rPr>
+              <w:t>Erstkontakt und spätere Rahmenvertragsabrufe abgleichen</w:t>
+            </w:r>
+          </w:p>
+        </w:tc>
+      </w:tr>
+      <w:tr>
+        <w:tc>
+          <w:tcPr>
+            <w:tcW w:type="dxa" w:w="1531"/>
+            <w:tcMar>
+              <w:top w:w="90" w:type="dxa"/>
+              <w:start w:w="90" w:type="dxa"/>
+              <w:bottom w:w="90" w:type="dxa"/>
+              <w:end w:w="90" w:type="dxa"/>
+            </w:tcMar>
+            <w:vAlign w:val="top"/>
+          </w:tcPr>
+          <w:p>
+            <w:pPr>
+              <w:spacing w:after="0"/>
+            </w:pPr>
+            <w:r>
+              <w:rPr>
+                <w:sz w:val="16"/>
+              </w:rPr>
+              <w:t>12. Februar 2021</w:t>
+            </w:r>
+          </w:p>
+        </w:tc>
+        <w:tc>
+          <w:tcPr>
+            <w:tcW w:type="dxa" w:w="3118"/>
+            <w:tcMar>
+              <w:top w:w="90" w:type="dxa"/>
+              <w:start w:w="90" w:type="dxa"/>
+              <w:bottom w:w="90" w:type="dxa"/>
+              <w:end w:w="90" w:type="dxa"/>
+            </w:tcMar>
+            <w:vAlign w:val="top"/>
+          </w:tcPr>
+          <w:p>
+            <w:pPr>
+              <w:spacing w:after="0"/>
+            </w:pPr>
+            <w:r>
+              <w:rPr>
+                <w:sz w:val="16"/>
+              </w:rPr>
+              <w:t>Erstauftrag Praxisnetz Lahntal</w:t>
+            </w:r>
+          </w:p>
+        </w:tc>
+        <w:tc>
+          <w:tcPr>
+            <w:tcW w:type="dxa" w:w="2154"/>
+            <w:tcMar>
+              <w:top w:w="90" w:type="dxa"/>
+              <w:start w:w="90" w:type="dxa"/>
+              <w:bottom w:w="90" w:type="dxa"/>
+              <w:end w:w="90" w:type="dxa"/>
+            </w:tcMar>
+            <w:vAlign w:val="top"/>
+          </w:tcPr>
+          <w:p>
+            <w:pPr>
+              <w:spacing w:after="0"/>
+            </w:pPr>
+            <w:r>
+              <w:rPr>
+                <w:sz w:val="16"/>
+              </w:rPr>
+              <w:t>Kundenliste; Rechnung noch nicht in der Akte</w:t>
+            </w:r>
+          </w:p>
+        </w:tc>
+        <w:tc>
+          <w:tcPr>
+            <w:tcW w:type="dxa" w:w="2665"/>
+            <w:tcMar>
+              <w:top w:w="90" w:type="dxa"/>
+              <w:start w:w="90" w:type="dxa"/>
+              <w:bottom w:w="90" w:type="dxa"/>
+              <w:end w:w="90" w:type="dxa"/>
+            </w:tcMar>
+            <w:vAlign w:val="top"/>
+          </w:tcPr>
+          <w:p>
+            <w:pPr>
+              <w:spacing w:after="0"/>
+            </w:pPr>
+            <w:r>
+              <w:rPr>
+                <w:sz w:val="16"/>
+              </w:rPr>
+              <w:t>Neukundenstatus und Folgegeschäft offen</w:t>
+            </w:r>
+          </w:p>
+        </w:tc>
+      </w:tr>
+      <w:tr>
+        <w:tc>
+          <w:tcPr>
+            <w:tcW w:type="dxa" w:w="1531"/>
+            <w:tcMar>
+              <w:top w:w="90" w:type="dxa"/>
+              <w:start w:w="90" w:type="dxa"/>
+              <w:bottom w:w="90" w:type="dxa"/>
+              <w:end w:w="90" w:type="dxa"/>
+            </w:tcMar>
+            <w:vAlign w:val="top"/>
+            <w:shd w:fill="F5F7F8"/>
+          </w:tcPr>
+          <w:p>
+            <w:pPr>
+              <w:spacing w:after="0"/>
+            </w:pPr>
+            <w:r>
+              <w:rPr>
+                <w:sz w:val="16"/>
+              </w:rPr>
+              <w:t>9. September 2024</w:t>
+            </w:r>
+          </w:p>
+        </w:tc>
+        <w:tc>
+          <w:tcPr>
+            <w:tcW w:type="dxa" w:w="3118"/>
+            <w:tcMar>
+              <w:top w:w="90" w:type="dxa"/>
+              <w:start w:w="90" w:type="dxa"/>
+              <w:bottom w:w="90" w:type="dxa"/>
+              <w:end w:w="90" w:type="dxa"/>
+            </w:tcMar>
+            <w:vAlign w:val="top"/>
+            <w:shd w:fill="F5F7F8"/>
+          </w:tcPr>
+          <w:p>
+            <w:pPr>
+              <w:spacing w:after="0"/>
+            </w:pPr>
+            <w:r>
+              <w:rPr>
+                <w:sz w:val="16"/>
+              </w:rPr>
+              <w:t>Nordstern kündigt zentralen Webshop für Klinikbedarf an</w:t>
+            </w:r>
+          </w:p>
+        </w:tc>
+        <w:tc>
+          <w:tcPr>
+            <w:tcW w:type="dxa" w:w="2154"/>
+            <w:tcMar>
+              <w:top w:w="90" w:type="dxa"/>
+              <w:start w:w="90" w:type="dxa"/>
+              <w:bottom w:w="90" w:type="dxa"/>
+              <w:end w:w="90" w:type="dxa"/>
+            </w:tcMar>
+            <w:vAlign w:val="top"/>
+            <w:shd w:fill="F5F7F8"/>
+          </w:tcPr>
+          <w:p>
+            <w:pPr>
+              <w:spacing w:after="0"/>
+            </w:pPr>
+            <w:r>
+              <w:rPr>
+                <w:sz w:val="16"/>
+              </w:rPr>
+              <w:t>CRM-Notiz; Rundmail fehlt</w:t>
+            </w:r>
+          </w:p>
+        </w:tc>
+        <w:tc>
+          <w:tcPr>
+            <w:tcW w:type="dxa" w:w="2665"/>
+            <w:tcMar>
+              <w:top w:w="90" w:type="dxa"/>
+              <w:start w:w="90" w:type="dxa"/>
+              <w:bottom w:w="90" w:type="dxa"/>
+              <w:end w:w="90" w:type="dxa"/>
+            </w:tcMar>
+            <w:vAlign w:val="top"/>
+            <w:shd w:fill="F5F7F8"/>
+          </w:tcPr>
+          <w:p>
+            <w:pPr>
+              <w:spacing w:after="0"/>
+            </w:pPr>
+            <w:r>
+              <w:rPr>
+                <w:sz w:val="16"/>
+              </w:rPr>
+              <w:t>Beginn der behaupteten Abrechnungslücke eingrenzen</w:t>
+            </w:r>
+          </w:p>
+        </w:tc>
+      </w:tr>
+      <w:tr>
+        <w:tc>
+          <w:tcPr>
+            <w:tcW w:type="dxa" w:w="1531"/>
+            <w:tcMar>
+              <w:top w:w="90" w:type="dxa"/>
+              <w:start w:w="90" w:type="dxa"/>
+              <w:bottom w:w="90" w:type="dxa"/>
+              <w:end w:w="90" w:type="dxa"/>
+            </w:tcMar>
+            <w:vAlign w:val="top"/>
+          </w:tcPr>
+          <w:p>
+            <w:pPr>
+              <w:spacing w:after="0"/>
+            </w:pPr>
+            <w:r>
+              <w:rPr>
+                <w:sz w:val="16"/>
+              </w:rPr>
+              <w:t>12. November 2024</w:t>
+            </w:r>
+          </w:p>
+        </w:tc>
+        <w:tc>
+          <w:tcPr>
+            <w:tcW w:type="dxa" w:w="3118"/>
+            <w:tcMar>
+              <w:top w:w="90" w:type="dxa"/>
+              <w:start w:w="90" w:type="dxa"/>
+              <w:bottom w:w="90" w:type="dxa"/>
+              <w:end w:w="90" w:type="dxa"/>
+            </w:tcMar>
+            <w:vAlign w:val="top"/>
+          </w:tcPr>
+          <w:p>
+            <w:pPr>
+              <w:spacing w:after="0"/>
+            </w:pPr>
+            <w:r>
+              <w:rPr>
+                <w:sz w:val="16"/>
+              </w:rPr>
+              <w:t>Vertriebsleiter spricht in Chat über unveränderte Gebietszuordnung</w:t>
+            </w:r>
+          </w:p>
+        </w:tc>
+        <w:tc>
+          <w:tcPr>
+            <w:tcW w:type="dxa" w:w="2154"/>
+            <w:tcMar>
+              <w:top w:w="90" w:type="dxa"/>
+              <w:start w:w="90" w:type="dxa"/>
+              <w:bottom w:w="90" w:type="dxa"/>
+              <w:end w:w="90" w:type="dxa"/>
+            </w:tcMar>
+            <w:vAlign w:val="top"/>
+          </w:tcPr>
+          <w:p>
+            <w:pPr>
+              <w:spacing w:after="0"/>
+            </w:pPr>
+            <w:r>
+              <w:rPr>
+                <w:sz w:val="16"/>
+              </w:rPr>
+              <w:t>Chatbild 11</w:t>
+            </w:r>
+          </w:p>
+        </w:tc>
+        <w:tc>
+          <w:tcPr>
+            <w:tcW w:type="dxa" w:w="2665"/>
+            <w:tcMar>
+              <w:top w:w="90" w:type="dxa"/>
+              <w:start w:w="90" w:type="dxa"/>
+              <w:bottom w:w="90" w:type="dxa"/>
+              <w:end w:w="90" w:type="dxa"/>
+            </w:tcMar>
+            <w:vAlign w:val="top"/>
+          </w:tcPr>
+          <w:p>
+            <w:pPr>
+              <w:spacing w:after="0"/>
+            </w:pPr>
+            <w:r>
+              <w:rPr>
+                <w:sz w:val="16"/>
+              </w:rPr>
+              <w:t>Vollständigen Verlauf und Absendergerät sichern</w:t>
+            </w:r>
+          </w:p>
+        </w:tc>
+      </w:tr>
+      <w:tr>
+        <w:tc>
+          <w:tcPr>
+            <w:tcW w:type="dxa" w:w="1531"/>
+            <w:tcMar>
+              <w:top w:w="90" w:type="dxa"/>
+              <w:start w:w="90" w:type="dxa"/>
+              <w:bottom w:w="90" w:type="dxa"/>
+              <w:end w:w="90" w:type="dxa"/>
+            </w:tcMar>
+            <w:vAlign w:val="top"/>
+            <w:shd w:fill="F5F7F8"/>
+          </w:tcPr>
+          <w:p>
+            <w:pPr>
+              <w:spacing w:after="0"/>
+            </w:pPr>
+            <w:r>
+              <w:rPr>
+                <w:sz w:val="16"/>
+              </w:rPr>
+              <w:t>31. Dezember 2025</w:t>
+            </w:r>
+          </w:p>
+        </w:tc>
+        <w:tc>
+          <w:tcPr>
+            <w:tcW w:type="dxa" w:w="3118"/>
+            <w:tcMar>
+              <w:top w:w="90" w:type="dxa"/>
+              <w:start w:w="90" w:type="dxa"/>
+              <w:bottom w:w="90" w:type="dxa"/>
+              <w:end w:w="90" w:type="dxa"/>
+            </w:tcMar>
+            <w:vAlign w:val="top"/>
+            <w:shd w:fill="F5F7F8"/>
+          </w:tcPr>
+          <w:p>
+            <w:pPr>
+              <w:spacing w:after="0"/>
+            </w:pPr>
+            <w:r>
+              <w:rPr>
+                <w:sz w:val="16"/>
+              </w:rPr>
+              <w:t>Jahresabrechnung enthält pauschale Stornoreserve</w:t>
+            </w:r>
+          </w:p>
+        </w:tc>
+        <w:tc>
+          <w:tcPr>
+            <w:tcW w:type="dxa" w:w="2154"/>
+            <w:tcMar>
+              <w:top w:w="90" w:type="dxa"/>
+              <w:start w:w="90" w:type="dxa"/>
+              <w:bottom w:w="90" w:type="dxa"/>
+              <w:end w:w="90" w:type="dxa"/>
+            </w:tcMar>
+            <w:vAlign w:val="top"/>
+            <w:shd w:fill="F5F7F8"/>
+          </w:tcPr>
+          <w:p>
+            <w:pPr>
+              <w:spacing w:after="0"/>
+            </w:pPr>
+            <w:r>
+              <w:rPr>
+                <w:sz w:val="16"/>
+              </w:rPr>
+              <w:t>Provisionsabrechnung</w:t>
+            </w:r>
+          </w:p>
+        </w:tc>
+        <w:tc>
+          <w:tcPr>
+            <w:tcW w:type="dxa" w:w="2665"/>
+            <w:tcMar>
+              <w:top w:w="90" w:type="dxa"/>
+              <w:start w:w="90" w:type="dxa"/>
+              <w:bottom w:w="90" w:type="dxa"/>
+              <w:end w:w="90" w:type="dxa"/>
+            </w:tcMar>
+            <w:vAlign w:val="top"/>
+            <w:shd w:fill="F5F7F8"/>
+          </w:tcPr>
+          <w:p>
+            <w:pPr>
+              <w:spacing w:after="0"/>
+            </w:pPr>
+            <w:r>
+              <w:rPr>
+                <w:sz w:val="16"/>
+              </w:rPr>
+              <w:t>Einzelne Stornogründe und Rückführungen fehlen</w:t>
+            </w:r>
+          </w:p>
+        </w:tc>
+      </w:tr>
+      <w:tr>
+        <w:tc>
+          <w:tcPr>
+            <w:tcW w:type="dxa" w:w="1531"/>
+            <w:tcMar>
+              <w:top w:w="90" w:type="dxa"/>
+              <w:start w:w="90" w:type="dxa"/>
+              <w:bottom w:w="90" w:type="dxa"/>
+              <w:end w:w="90" w:type="dxa"/>
+            </w:tcMar>
+            <w:vAlign w:val="top"/>
+          </w:tcPr>
+          <w:p>
+            <w:pPr>
+              <w:spacing w:after="0"/>
+            </w:pPr>
+            <w:r>
+              <w:rPr>
+                <w:sz w:val="16"/>
+              </w:rPr>
+              <w:t>12. März 2026</w:t>
+            </w:r>
+          </w:p>
+        </w:tc>
+        <w:tc>
+          <w:tcPr>
+            <w:tcW w:type="dxa" w:w="3118"/>
+            <w:tcMar>
+              <w:top w:w="90" w:type="dxa"/>
+              <w:start w:w="90" w:type="dxa"/>
+              <w:bottom w:w="90" w:type="dxa"/>
+              <w:end w:w="90" w:type="dxa"/>
+            </w:tcMar>
+            <w:vAlign w:val="top"/>
+          </w:tcPr>
+          <w:p>
+            <w:pPr>
+              <w:spacing w:after="0"/>
+            </w:pPr>
+            <w:r>
+              <w:rPr>
+                <w:sz w:val="16"/>
+              </w:rPr>
+              <w:t>Auftrag PO-1887 Klinikum Westbogen über 184000 EUR netto</w:t>
+            </w:r>
+          </w:p>
+        </w:tc>
+        <w:tc>
+          <w:tcPr>
+            <w:tcW w:type="dxa" w:w="2154"/>
+            <w:tcMar>
+              <w:top w:w="90" w:type="dxa"/>
+              <w:start w:w="90" w:type="dxa"/>
+              <w:bottom w:w="90" w:type="dxa"/>
+              <w:end w:w="90" w:type="dxa"/>
+            </w:tcMar>
+            <w:vAlign w:val="top"/>
+          </w:tcPr>
+          <w:p>
+            <w:pPr>
+              <w:spacing w:after="0"/>
+            </w:pPr>
+            <w:r>
+              <w:rPr>
+                <w:sz w:val="16"/>
+              </w:rPr>
+              <w:t>Excel-Datei 05</w:t>
+            </w:r>
+          </w:p>
+        </w:tc>
+        <w:tc>
+          <w:tcPr>
+            <w:tcW w:type="dxa" w:w="2665"/>
+            <w:tcMar>
+              <w:top w:w="90" w:type="dxa"/>
+              <w:start w:w="90" w:type="dxa"/>
+              <w:bottom w:w="90" w:type="dxa"/>
+              <w:end w:w="90" w:type="dxa"/>
+            </w:tcMar>
+            <w:vAlign w:val="top"/>
+          </w:tcPr>
+          <w:p>
+            <w:pPr>
+              <w:spacing w:after="0"/>
+            </w:pPr>
+            <w:r>
+              <w:rPr>
+                <w:sz w:val="16"/>
+              </w:rPr>
+              <w:t>Teilweise Ausführung und Provisionsbasis offen</w:t>
+            </w:r>
+          </w:p>
+        </w:tc>
+      </w:tr>
+      <w:tr>
+        <w:tc>
+          <w:tcPr>
+            <w:tcW w:type="dxa" w:w="1531"/>
+            <w:tcMar>
+              <w:top w:w="90" w:type="dxa"/>
+              <w:start w:w="90" w:type="dxa"/>
+              <w:bottom w:w="90" w:type="dxa"/>
+              <w:end w:w="90" w:type="dxa"/>
+            </w:tcMar>
+            <w:vAlign w:val="top"/>
+            <w:shd w:fill="F5F7F8"/>
+          </w:tcPr>
+          <w:p>
+            <w:pPr>
+              <w:spacing w:after="0"/>
+            </w:pPr>
+            <w:r>
+              <w:rPr>
+                <w:sz w:val="16"/>
+              </w:rPr>
+              <w:t>3. April 2026</w:t>
+            </w:r>
+          </w:p>
+        </w:tc>
+        <w:tc>
+          <w:tcPr>
+            <w:tcW w:type="dxa" w:w="3118"/>
+            <w:tcMar>
+              <w:top w:w="90" w:type="dxa"/>
+              <w:start w:w="90" w:type="dxa"/>
+              <w:bottom w:w="90" w:type="dxa"/>
+              <w:end w:w="90" w:type="dxa"/>
+            </w:tcMar>
+            <w:vAlign w:val="top"/>
+            <w:shd w:fill="F5F7F8"/>
+          </w:tcPr>
+          <w:p>
+            <w:pPr>
+              <w:spacing w:after="0"/>
+            </w:pPr>
+            <w:r>
+              <w:rPr>
+                <w:sz w:val="16"/>
+              </w:rPr>
+              <w:t>Auftrag PO-1912 MVZ Rheinbogen über 42000 EUR ohne Provision</w:t>
+            </w:r>
+          </w:p>
+        </w:tc>
+        <w:tc>
+          <w:tcPr>
+            <w:tcW w:type="dxa" w:w="2154"/>
+            <w:tcMar>
+              <w:top w:w="90" w:type="dxa"/>
+              <w:start w:w="90" w:type="dxa"/>
+              <w:bottom w:w="90" w:type="dxa"/>
+              <w:end w:w="90" w:type="dxa"/>
+            </w:tcMar>
+            <w:vAlign w:val="top"/>
+            <w:shd w:fill="F5F7F8"/>
+          </w:tcPr>
+          <w:p>
+            <w:pPr>
+              <w:spacing w:after="0"/>
+            </w:pPr>
+            <w:r>
+              <w:rPr>
+                <w:sz w:val="16"/>
+              </w:rPr>
+              <w:t>Excel-Datei 05</w:t>
+            </w:r>
+          </w:p>
+        </w:tc>
+        <w:tc>
+          <w:tcPr>
+            <w:tcW w:type="dxa" w:w="2665"/>
+            <w:tcMar>
+              <w:top w:w="90" w:type="dxa"/>
+              <w:start w:w="90" w:type="dxa"/>
+              <w:bottom w:w="90" w:type="dxa"/>
+              <w:end w:w="90" w:type="dxa"/>
+            </w:tcMar>
+            <w:vAlign w:val="top"/>
+            <w:shd w:fill="F5F7F8"/>
+          </w:tcPr>
+          <w:p>
+            <w:pPr>
+              <w:spacing w:after="0"/>
+            </w:pPr>
+            <w:r>
+              <w:rPr>
+                <w:sz w:val="16"/>
+              </w:rPr>
+              <w:t>Zuordnung als Direktvertrieb streitig</w:t>
+            </w:r>
+          </w:p>
+        </w:tc>
+      </w:tr>
+      <w:tr>
+        <w:tc>
+          <w:tcPr>
+            <w:tcW w:type="dxa" w:w="1531"/>
+            <w:tcMar>
+              <w:top w:w="90" w:type="dxa"/>
+              <w:start w:w="90" w:type="dxa"/>
+              <w:bottom w:w="90" w:type="dxa"/>
+              <w:end w:w="90" w:type="dxa"/>
+            </w:tcMar>
+            <w:vAlign w:val="top"/>
+          </w:tcPr>
+          <w:p>
+            <w:pPr>
+              <w:spacing w:after="0"/>
+            </w:pPr>
+            <w:r>
+              <w:rPr>
+                <w:sz w:val="16"/>
+              </w:rPr>
+              <w:t>22. April 2026</w:t>
+            </w:r>
+          </w:p>
+        </w:tc>
+        <w:tc>
+          <w:tcPr>
+            <w:tcW w:type="dxa" w:w="3118"/>
+            <w:tcMar>
+              <w:top w:w="90" w:type="dxa"/>
+              <w:start w:w="90" w:type="dxa"/>
+              <w:bottom w:w="90" w:type="dxa"/>
+              <w:end w:w="90" w:type="dxa"/>
+            </w:tcMar>
+            <w:vAlign w:val="top"/>
+          </w:tcPr>
+          <w:p>
+            <w:pPr>
+              <w:spacing w:after="0"/>
+            </w:pPr>
+            <w:r>
+              <w:rPr>
+                <w:sz w:val="16"/>
+              </w:rPr>
+              <w:t>Auftrag PO-1920 Praxisnetz Lahntal über 76000 EUR; 5320 EUR in Reserve</w:t>
+            </w:r>
+          </w:p>
+        </w:tc>
+        <w:tc>
+          <w:tcPr>
+            <w:tcW w:type="dxa" w:w="2154"/>
+            <w:tcMar>
+              <w:top w:w="90" w:type="dxa"/>
+              <w:start w:w="90" w:type="dxa"/>
+              <w:bottom w:w="90" w:type="dxa"/>
+              <w:end w:w="90" w:type="dxa"/>
+            </w:tcMar>
+            <w:vAlign w:val="top"/>
+          </w:tcPr>
+          <w:p>
+            <w:pPr>
+              <w:spacing w:after="0"/>
+            </w:pPr>
+            <w:r>
+              <w:rPr>
+                <w:sz w:val="16"/>
+              </w:rPr>
+              <w:t>Excel-Datei 05</w:t>
+            </w:r>
+          </w:p>
+        </w:tc>
+        <w:tc>
+          <w:tcPr>
+            <w:tcW w:type="dxa" w:w="2665"/>
+            <w:tcMar>
+              <w:top w:w="90" w:type="dxa"/>
+              <w:start w:w="90" w:type="dxa"/>
+              <w:bottom w:w="90" w:type="dxa"/>
+              <w:end w:w="90" w:type="dxa"/>
+            </w:tcMar>
+            <w:vAlign w:val="top"/>
+          </w:tcPr>
+          <w:p>
+            <w:pPr>
+              <w:spacing w:after="0"/>
+            </w:pPr>
+            <w:r>
+              <w:rPr>
+                <w:sz w:val="16"/>
+              </w:rPr>
+              <w:t>Ausführungs- und Stornodaten anfordern</w:t>
+            </w:r>
+          </w:p>
+        </w:tc>
+      </w:tr>
+      <w:tr>
+        <w:tc>
+          <w:tcPr>
+            <w:tcW w:type="dxa" w:w="1531"/>
+            <w:tcMar>
+              <w:top w:w="90" w:type="dxa"/>
+              <w:start w:w="90" w:type="dxa"/>
+              <w:bottom w:w="90" w:type="dxa"/>
+              <w:end w:w="90" w:type="dxa"/>
+            </w:tcMar>
+            <w:vAlign w:val="top"/>
+            <w:shd w:fill="F5F7F8"/>
+          </w:tcPr>
+          <w:p>
+            <w:pPr>
+              <w:spacing w:after="0"/>
+            </w:pPr>
+            <w:r>
+              <w:rPr>
+                <w:sz w:val="16"/>
+              </w:rPr>
+              <w:t>22. Mai 2026, 12:15 Uhr</w:t>
+            </w:r>
+          </w:p>
+        </w:tc>
+        <w:tc>
+          <w:tcPr>
+            <w:tcW w:type="dxa" w:w="3118"/>
+            <w:tcMar>
+              <w:top w:w="90" w:type="dxa"/>
+              <w:start w:w="90" w:type="dxa"/>
+              <w:bottom w:w="90" w:type="dxa"/>
+              <w:end w:w="90" w:type="dxa"/>
+            </w:tcMar>
+            <w:vAlign w:val="top"/>
+            <w:shd w:fill="F5F7F8"/>
+          </w:tcPr>
+          <w:p>
+            <w:pPr>
+              <w:spacing w:after="0"/>
+            </w:pPr>
+            <w:r>
+              <w:rPr>
+                <w:sz w:val="16"/>
+              </w:rPr>
+              <w:t>Kündigungs-E-Mail zum 31. Dezember 2026</w:t>
+            </w:r>
+          </w:p>
+        </w:tc>
+        <w:tc>
+          <w:tcPr>
+            <w:tcW w:type="dxa" w:w="2154"/>
+            <w:tcMar>
+              <w:top w:w="90" w:type="dxa"/>
+              <w:start w:w="90" w:type="dxa"/>
+              <w:bottom w:w="90" w:type="dxa"/>
+              <w:end w:w="90" w:type="dxa"/>
+            </w:tcMar>
+            <w:vAlign w:val="top"/>
+            <w:shd w:fill="F5F7F8"/>
+          </w:tcPr>
+          <w:p>
+            <w:pPr>
+              <w:spacing w:after="0"/>
+            </w:pPr>
+            <w:r>
+              <w:rPr>
+                <w:sz w:val="16"/>
+              </w:rPr>
+              <w:t>E-Mail 07</w:t>
+            </w:r>
+          </w:p>
+        </w:tc>
+        <w:tc>
+          <w:tcPr>
+            <w:tcW w:type="dxa" w:w="2665"/>
+            <w:tcMar>
+              <w:top w:w="90" w:type="dxa"/>
+              <w:start w:w="90" w:type="dxa"/>
+              <w:bottom w:w="90" w:type="dxa"/>
+              <w:end w:w="90" w:type="dxa"/>
+            </w:tcMar>
+            <w:vAlign w:val="top"/>
+            <w:shd w:fill="F5F7F8"/>
+          </w:tcPr>
+          <w:p>
+            <w:pPr>
+              <w:spacing w:after="0"/>
+            </w:pPr>
+            <w:r>
+              <w:rPr>
+                <w:sz w:val="16"/>
+              </w:rPr>
+              <w:t>Zugang, Vertretungsmacht und vollständige Erklärung sichern</w:t>
+            </w:r>
+          </w:p>
+        </w:tc>
+      </w:tr>
+      <w:tr>
+        <w:tc>
+          <w:tcPr>
+            <w:tcW w:type="dxa" w:w="1531"/>
+            <w:tcMar>
+              <w:top w:w="90" w:type="dxa"/>
+              <w:start w:w="90" w:type="dxa"/>
+              <w:bottom w:w="90" w:type="dxa"/>
+              <w:end w:w="90" w:type="dxa"/>
+            </w:tcMar>
+            <w:vAlign w:val="top"/>
+          </w:tcPr>
+          <w:p>
+            <w:pPr>
+              <w:spacing w:after="0"/>
+            </w:pPr>
+            <w:r>
+              <w:rPr>
+                <w:sz w:val="16"/>
+              </w:rPr>
+              <w:t>25. Mai 2026, 10:44 Uhr</w:t>
+            </w:r>
+          </w:p>
+        </w:tc>
+        <w:tc>
+          <w:tcPr>
+            <w:tcW w:type="dxa" w:w="3118"/>
+            <w:tcMar>
+              <w:top w:w="90" w:type="dxa"/>
+              <w:start w:w="90" w:type="dxa"/>
+              <w:bottom w:w="90" w:type="dxa"/>
+              <w:end w:w="90" w:type="dxa"/>
+            </w:tcMar>
+            <w:vAlign w:val="top"/>
+          </w:tcPr>
+          <w:p>
+            <w:pPr>
+              <w:spacing w:after="0"/>
+            </w:pPr>
+            <w:r>
+              <w:rPr>
+                <w:sz w:val="16"/>
+              </w:rPr>
+              <w:t>Buchauszug und Bezirksumsätze anwaltlich verlangt</w:t>
+            </w:r>
+          </w:p>
+        </w:tc>
+        <w:tc>
+          <w:tcPr>
+            <w:tcW w:type="dxa" w:w="2154"/>
+            <w:tcMar>
+              <w:top w:w="90" w:type="dxa"/>
+              <w:start w:w="90" w:type="dxa"/>
+              <w:bottom w:w="90" w:type="dxa"/>
+              <w:end w:w="90" w:type="dxa"/>
+            </w:tcMar>
+            <w:vAlign w:val="top"/>
+          </w:tcPr>
+          <w:p>
+            <w:pPr>
+              <w:spacing w:after="0"/>
+            </w:pPr>
+            <w:r>
+              <w:rPr>
+                <w:sz w:val="16"/>
+              </w:rPr>
+              <w:t>E-Mail 08</w:t>
+            </w:r>
+          </w:p>
+        </w:tc>
+        <w:tc>
+          <w:tcPr>
+            <w:tcW w:type="dxa" w:w="2665"/>
+            <w:tcMar>
+              <w:top w:w="90" w:type="dxa"/>
+              <w:start w:w="90" w:type="dxa"/>
+              <w:bottom w:w="90" w:type="dxa"/>
+              <w:end w:w="90" w:type="dxa"/>
+            </w:tcMar>
+            <w:vAlign w:val="top"/>
+          </w:tcPr>
+          <w:p>
+            <w:pPr>
+              <w:spacing w:after="0"/>
+            </w:pPr>
+            <w:r>
+              <w:rPr>
+                <w:sz w:val="16"/>
+              </w:rPr>
+              <w:t>Umfang, Zugang und Reaktion dokumentieren</w:t>
+            </w:r>
+          </w:p>
+        </w:tc>
+      </w:tr>
+      <w:tr>
+        <w:tc>
+          <w:tcPr>
+            <w:tcW w:type="dxa" w:w="1531"/>
+            <w:tcMar>
+              <w:top w:w="90" w:type="dxa"/>
+              <w:start w:w="90" w:type="dxa"/>
+              <w:bottom w:w="90" w:type="dxa"/>
+              <w:end w:w="90" w:type="dxa"/>
+            </w:tcMar>
+            <w:vAlign w:val="top"/>
+            <w:shd w:fill="F5F7F8"/>
+          </w:tcPr>
+          <w:p>
+            <w:pPr>
+              <w:spacing w:after="0"/>
+            </w:pPr>
+            <w:r>
+              <w:rPr>
+                <w:sz w:val="16"/>
+              </w:rPr>
+              <w:t>26. Mai 2026, 14:30 Uhr</w:t>
+            </w:r>
+          </w:p>
+        </w:tc>
+        <w:tc>
+          <w:tcPr>
+            <w:tcW w:type="dxa" w:w="3118"/>
+            <w:tcMar>
+              <w:top w:w="90" w:type="dxa"/>
+              <w:start w:w="90" w:type="dxa"/>
+              <w:bottom w:w="90" w:type="dxa"/>
+              <w:end w:w="90" w:type="dxa"/>
+            </w:tcMar>
+            <w:vAlign w:val="top"/>
+            <w:shd w:fill="F5F7F8"/>
+          </w:tcPr>
+          <w:p>
+            <w:pPr>
+              <w:spacing w:after="0"/>
+            </w:pPr>
+            <w:r>
+              <w:rPr>
+                <w:sz w:val="16"/>
+              </w:rPr>
+              <w:t>Nordstern-IT meldet personenbezogene Notizen im CRM-Export</w:t>
+            </w:r>
+          </w:p>
+        </w:tc>
+        <w:tc>
+          <w:tcPr>
+            <w:tcW w:type="dxa" w:w="2154"/>
+            <w:tcMar>
+              <w:top w:w="90" w:type="dxa"/>
+              <w:start w:w="90" w:type="dxa"/>
+              <w:bottom w:w="90" w:type="dxa"/>
+              <w:end w:w="90" w:type="dxa"/>
+            </w:tcMar>
+            <w:vAlign w:val="top"/>
+            <w:shd w:fill="F5F7F8"/>
+          </w:tcPr>
+          <w:p>
+            <w:pPr>
+              <w:spacing w:after="0"/>
+            </w:pPr>
+            <w:r>
+              <w:rPr>
+                <w:sz w:val="16"/>
+              </w:rPr>
+              <w:t>E-Mail 15</w:t>
+            </w:r>
+          </w:p>
+        </w:tc>
+        <w:tc>
+          <w:tcPr>
+            <w:tcW w:type="dxa" w:w="2665"/>
+            <w:tcMar>
+              <w:top w:w="90" w:type="dxa"/>
+              <w:start w:w="90" w:type="dxa"/>
+              <w:bottom w:w="90" w:type="dxa"/>
+              <w:end w:w="90" w:type="dxa"/>
+            </w:tcMar>
+            <w:vAlign w:val="top"/>
+            <w:shd w:fill="F5F7F8"/>
+          </w:tcPr>
+          <w:p>
+            <w:pPr>
+              <w:spacing w:after="0"/>
+            </w:pPr>
+            <w:r>
+              <w:rPr>
+                <w:sz w:val="16"/>
+              </w:rPr>
+              <w:t>Datenumfang, Schwärzung und Beweissicherung abstimmen</w:t>
+            </w:r>
+          </w:p>
+        </w:tc>
+      </w:tr>
+      <w:tr>
+        <w:tc>
+          <w:tcPr>
+            <w:tcW w:type="dxa" w:w="1531"/>
+            <w:tcMar>
+              <w:top w:w="90" w:type="dxa"/>
+              <w:start w:w="90" w:type="dxa"/>
+              <w:bottom w:w="90" w:type="dxa"/>
+              <w:end w:w="90" w:type="dxa"/>
+            </w:tcMar>
+            <w:vAlign w:val="top"/>
+          </w:tcPr>
+          <w:p>
+            <w:pPr>
+              <w:spacing w:after="0"/>
+            </w:pPr>
+            <w:r>
+              <w:rPr>
+                <w:sz w:val="16"/>
+              </w:rPr>
+              <w:t>2. Juni 2026, 11:47 Uhr</w:t>
+            </w:r>
+          </w:p>
+        </w:tc>
+        <w:tc>
+          <w:tcPr>
+            <w:tcW w:type="dxa" w:w="3118"/>
+            <w:tcMar>
+              <w:top w:w="90" w:type="dxa"/>
+              <w:start w:w="90" w:type="dxa"/>
+              <w:bottom w:w="90" w:type="dxa"/>
+              <w:end w:w="90" w:type="dxa"/>
+            </w:tcMar>
+            <w:vAlign w:val="top"/>
+          </w:tcPr>
+          <w:p>
+            <w:pPr>
+              <w:spacing w:after="0"/>
+            </w:pPr>
+            <w:r>
+              <w:rPr>
+                <w:sz w:val="16"/>
+              </w:rPr>
+              <w:t>Telefonische Mandatsaufnahme</w:t>
+            </w:r>
+          </w:p>
+        </w:tc>
+        <w:tc>
+          <w:tcPr>
+            <w:tcW w:type="dxa" w:w="2154"/>
+            <w:tcMar>
+              <w:top w:w="90" w:type="dxa"/>
+              <w:start w:w="90" w:type="dxa"/>
+              <w:bottom w:w="90" w:type="dxa"/>
+              <w:end w:w="90" w:type="dxa"/>
+            </w:tcMar>
+            <w:vAlign w:val="top"/>
+          </w:tcPr>
+          <w:p>
+            <w:pPr>
+              <w:spacing w:after="0"/>
+            </w:pPr>
+            <w:r>
+              <w:rPr>
+                <w:sz w:val="16"/>
+              </w:rPr>
+              <w:t>Aktennotiz 01</w:t>
+            </w:r>
+          </w:p>
+        </w:tc>
+        <w:tc>
+          <w:tcPr>
+            <w:tcW w:type="dxa" w:w="2665"/>
+            <w:tcMar>
+              <w:top w:w="90" w:type="dxa"/>
+              <w:start w:w="90" w:type="dxa"/>
+              <w:bottom w:w="90" w:type="dxa"/>
+              <w:end w:w="90" w:type="dxa"/>
+            </w:tcMar>
+            <w:vAlign w:val="top"/>
+          </w:tcPr>
+          <w:p>
+            <w:pPr>
+              <w:spacing w:after="0"/>
+            </w:pPr>
+            <w:r>
+              <w:rPr>
+                <w:sz w:val="16"/>
+              </w:rPr>
+              <w:t>Originalunterlagen und Vollmacht angefordert</w:t>
+            </w:r>
+          </w:p>
+        </w:tc>
+      </w:tr>
+      <w:tr>
+        <w:tc>
+          <w:tcPr>
+            <w:tcW w:type="dxa" w:w="1531"/>
+            <w:tcMar>
+              <w:top w:w="90" w:type="dxa"/>
+              <w:start w:w="90" w:type="dxa"/>
+              <w:bottom w:w="90" w:type="dxa"/>
+              <w:end w:w="90" w:type="dxa"/>
+            </w:tcMar>
+            <w:vAlign w:val="top"/>
+            <w:shd w:fill="F5F7F8"/>
+          </w:tcPr>
+          <w:p>
+            <w:pPr>
+              <w:spacing w:after="0"/>
+            </w:pPr>
+            <w:r>
+              <w:rPr>
+                <w:sz w:val="16"/>
+              </w:rPr>
+              <w:t>5. Juni 2026, 10:00 Uhr</w:t>
+            </w:r>
+          </w:p>
+        </w:tc>
+        <w:tc>
+          <w:tcPr>
+            <w:tcW w:type="dxa" w:w="3118"/>
+            <w:tcMar>
+              <w:top w:w="90" w:type="dxa"/>
+              <w:start w:w="90" w:type="dxa"/>
+              <w:bottom w:w="90" w:type="dxa"/>
+              <w:end w:w="90" w:type="dxa"/>
+            </w:tcMar>
+            <w:vAlign w:val="top"/>
+            <w:shd w:fill="F5F7F8"/>
+          </w:tcPr>
+          <w:p>
+            <w:pPr>
+              <w:spacing w:after="0"/>
+            </w:pPr>
+            <w:r>
+              <w:rPr>
+                <w:sz w:val="16"/>
+              </w:rPr>
+              <w:t>Erstbesprechung mit Geschäftsführung und Buchhaltung</w:t>
+            </w:r>
+          </w:p>
+        </w:tc>
+        <w:tc>
+          <w:tcPr>
+            <w:tcW w:type="dxa" w:w="2154"/>
+            <w:tcMar>
+              <w:top w:w="90" w:type="dxa"/>
+              <w:start w:w="90" w:type="dxa"/>
+              <w:bottom w:w="90" w:type="dxa"/>
+              <w:end w:w="90" w:type="dxa"/>
+            </w:tcMar>
+            <w:vAlign w:val="top"/>
+            <w:shd w:fill="F5F7F8"/>
+          </w:tcPr>
+          <w:p>
+            <w:pPr>
+              <w:spacing w:after="0"/>
+            </w:pPr>
+            <w:r>
+              <w:rPr>
+                <w:sz w:val="16"/>
+              </w:rPr>
+              <w:t>Kalendereintrag</w:t>
+            </w:r>
+          </w:p>
+        </w:tc>
+        <w:tc>
+          <w:tcPr>
+            <w:tcW w:type="dxa" w:w="2665"/>
+            <w:tcMar>
+              <w:top w:w="90" w:type="dxa"/>
+              <w:start w:w="90" w:type="dxa"/>
+              <w:bottom w:w="90" w:type="dxa"/>
+              <w:end w:w="90" w:type="dxa"/>
+            </w:tcMar>
+            <w:vAlign w:val="top"/>
+            <w:shd w:fill="F5F7F8"/>
+          </w:tcPr>
+          <w:p>
+            <w:pPr>
+              <w:spacing w:after="0"/>
+            </w:pPr>
+            <w:r>
+              <w:rPr>
+                <w:sz w:val="16"/>
+              </w:rPr>
+              <w:t>Ziel, Firmenhistorie und fehlende Abrechnungen klären</w:t>
+            </w:r>
+          </w:p>
+        </w:tc>
+      </w:tr>
+    </w:tbl>
+    <w:p>
+      <w:pPr>
+        <w:spacing w:after="20"/>
+      </w:pPr>
+    </w:p>
+    <w:p>
+      <w:pPr>
+        <w:pStyle w:val="Heading1"/>
+      </w:pPr>
+      <w:r>
+        <w:t>2. Fristen- und Kontrollblatt</w:t>
+      </w:r>
+    </w:p>
+    <w:tbl>
+      <w:tblPr>
+        <w:tblStyle w:val="TableGrid"/>
+        <w:tblW w:type="auto" w:w="0"/>
+        <w:tblLayout w:type="fixed"/>
+        <w:tblLook w:firstColumn="1" w:firstRow="1" w:lastColumn="0" w:lastRow="0" w:noHBand="0" w:noVBand="1" w:val="04A0"/>
+      </w:tblPr>
+      <w:tblGrid>
+        <w:gridCol w:w="2211"/>
+        <w:gridCol w:w="2381"/>
+        <w:gridCol w:w="2041"/>
+        <w:gridCol w:w="1701"/>
+        <w:gridCol w:w="1134"/>
+      </w:tblGrid>
+      <w:tr>
+        <w:tc>
+          <w:tcPr>
+            <w:tcW w:type="dxa" w:w="1916"/>
+            <w:shd w:fill="17324D"/>
+            <w:tcMar>
+              <w:top w:w="90" w:type="dxa"/>
+              <w:start w:w="90" w:type="dxa"/>
+              <w:bottom w:w="90" w:type="dxa"/>
+              <w:end w:w="90" w:type="dxa"/>
+            </w:tcMar>
+          </w:tcPr>
+          <w:p>
+            <w:r>
+              <w:rPr>
+                <w:b/>
+                <w:color w:val="FFFFFF"/>
+                <w:sz w:val="17"/>
+              </w:rPr>
+              <w:t>Kontrollpunkt</w:t>
+            </w:r>
+          </w:p>
+        </w:tc>
+        <w:tc>
+          <w:tcPr>
+            <w:tcW w:type="dxa" w:w="1916"/>
+            <w:shd w:fill="17324D"/>
+            <w:tcMar>
+              <w:top w:w="90" w:type="dxa"/>
+              <w:start w:w="90" w:type="dxa"/>
+              <w:bottom w:w="90" w:type="dxa"/>
+              <w:end w:w="90" w:type="dxa"/>
+            </w:tcMar>
+          </w:tcPr>
+          <w:p>
+            <w:r>
+              <w:rPr>
+                <w:b/>
+                <w:color w:val="FFFFFF"/>
+                <w:sz w:val="17"/>
+              </w:rPr>
+              <w:t>Auslöser</w:t>
+            </w:r>
+          </w:p>
+        </w:tc>
+        <w:tc>
+          <w:tcPr>
+            <w:tcW w:type="dxa" w:w="1916"/>
+            <w:shd w:fill="17324D"/>
+            <w:tcMar>
+              <w:top w:w="90" w:type="dxa"/>
+              <w:start w:w="90" w:type="dxa"/>
+              <w:bottom w:w="90" w:type="dxa"/>
+              <w:end w:w="90" w:type="dxa"/>
+            </w:tcMar>
+          </w:tcPr>
+          <w:p>
+            <w:r>
+              <w:rPr>
+                <w:b/>
+                <w:color w:val="FFFFFF"/>
+                <w:sz w:val="17"/>
+              </w:rPr>
+              <w:t>Arbeitsdatum</w:t>
+            </w:r>
+          </w:p>
+        </w:tc>
+        <w:tc>
+          <w:tcPr>
+            <w:tcW w:type="dxa" w:w="1916"/>
+            <w:shd w:fill="17324D"/>
+            <w:tcMar>
+              <w:top w:w="90" w:type="dxa"/>
+              <w:start w:w="90" w:type="dxa"/>
+              <w:bottom w:w="90" w:type="dxa"/>
+              <w:end w:w="90" w:type="dxa"/>
+            </w:tcMar>
+          </w:tcPr>
+          <w:p>
+            <w:r>
+              <w:rPr>
+                <w:b/>
+                <w:color w:val="FFFFFF"/>
+                <w:sz w:val="17"/>
+              </w:rPr>
+              <w:t>Zuständig</w:t>
+            </w:r>
+          </w:p>
+        </w:tc>
+        <w:tc>
+          <w:tcPr>
+            <w:tcW w:type="dxa" w:w="1916"/>
+            <w:shd w:fill="17324D"/>
+            <w:tcMar>
+              <w:top w:w="90" w:type="dxa"/>
+              <w:start w:w="90" w:type="dxa"/>
+              <w:bottom w:w="90" w:type="dxa"/>
+              <w:end w:w="90" w:type="dxa"/>
+            </w:tcMar>
+          </w:tcPr>
+          <w:p>
+            <w:r>
+              <w:rPr>
+                <w:b/>
+                <w:color w:val="FFFFFF"/>
+                <w:sz w:val="17"/>
+              </w:rPr>
+              <w:t>Status</w:t>
+            </w:r>
+          </w:p>
+        </w:tc>
+      </w:tr>
+      <w:tr>
+        <w:tc>
+          <w:tcPr>
+            <w:tcW w:type="dxa" w:w="2211"/>
+            <w:tcMar>
+              <w:top w:w="90" w:type="dxa"/>
+              <w:start w:w="90" w:type="dxa"/>
+              <w:bottom w:w="90" w:type="dxa"/>
+              <w:end w:w="90" w:type="dxa"/>
+            </w:tcMar>
+            <w:vAlign w:val="top"/>
+          </w:tcPr>
+          <w:p>
+            <w:pPr>
+              <w:spacing w:after="0"/>
+            </w:pPr>
+            <w:r>
+              <w:rPr>
+                <w:sz w:val="16"/>
+              </w:rPr>
+              <w:t>Vollmacht und Interessenkollision</w:t>
+            </w:r>
+          </w:p>
+        </w:tc>
+        <w:tc>
+          <w:tcPr>
+            <w:tcW w:type="dxa" w:w="2381"/>
+            <w:tcMar>
+              <w:top w:w="90" w:type="dxa"/>
+              <w:start w:w="90" w:type="dxa"/>
+              <w:bottom w:w="90" w:type="dxa"/>
+              <w:end w:w="90" w:type="dxa"/>
+            </w:tcMar>
+            <w:vAlign w:val="top"/>
+          </w:tcPr>
+          <w:p>
+            <w:pPr>
+              <w:spacing w:after="0"/>
+            </w:pPr>
+            <w:r>
+              <w:rPr>
+                <w:sz w:val="16"/>
+              </w:rPr>
+              <w:t>Mandatsaufnahme 2. Juni 2026</w:t>
+            </w:r>
+          </w:p>
+        </w:tc>
+        <w:tc>
+          <w:tcPr>
+            <w:tcW w:type="dxa" w:w="2041"/>
+            <w:tcMar>
+              <w:top w:w="90" w:type="dxa"/>
+              <w:start w:w="90" w:type="dxa"/>
+              <w:bottom w:w="90" w:type="dxa"/>
+              <w:end w:w="90" w:type="dxa"/>
+            </w:tcMar>
+            <w:vAlign w:val="top"/>
+          </w:tcPr>
+          <w:p>
+            <w:pPr>
+              <w:spacing w:after="0"/>
+            </w:pPr>
+            <w:r>
+              <w:rPr>
+                <w:sz w:val="16"/>
+              </w:rPr>
+              <w:t>5. Juni 2026</w:t>
+            </w:r>
+          </w:p>
+        </w:tc>
+        <w:tc>
+          <w:tcPr>
+            <w:tcW w:type="dxa" w:w="1701"/>
+            <w:tcMar>
+              <w:top w:w="90" w:type="dxa"/>
+              <w:start w:w="90" w:type="dxa"/>
+              <w:bottom w:w="90" w:type="dxa"/>
+              <w:end w:w="90" w:type="dxa"/>
+            </w:tcMar>
+            <w:vAlign w:val="top"/>
+          </w:tcPr>
+          <w:p>
+            <w:pPr>
+              <w:spacing w:after="0"/>
+            </w:pPr>
+            <w:r>
+              <w:rPr>
+                <w:sz w:val="16"/>
+              </w:rPr>
+              <w:t>Sekretariat M. Noll</w:t>
+            </w:r>
+          </w:p>
+        </w:tc>
+        <w:tc>
+          <w:tcPr>
+            <w:tcW w:type="dxa" w:w="1134"/>
+            <w:tcMar>
+              <w:top w:w="90" w:type="dxa"/>
+              <w:start w:w="90" w:type="dxa"/>
+              <w:bottom w:w="90" w:type="dxa"/>
+              <w:end w:w="90" w:type="dxa"/>
+            </w:tcMar>
+            <w:vAlign w:val="top"/>
+          </w:tcPr>
+          <w:p>
+            <w:pPr>
+              <w:spacing w:after="0"/>
+            </w:pPr>
+            <w:r>
+              <w:rPr>
+                <w:sz w:val="16"/>
+              </w:rPr>
+              <w:t>Identitätsunterlagen teilweise eingegangen</w:t>
+            </w:r>
+          </w:p>
+        </w:tc>
+      </w:tr>
+      <w:tr>
+        <w:tc>
+          <w:tcPr>
+            <w:tcW w:type="dxa" w:w="2211"/>
+            <w:tcMar>
+              <w:top w:w="90" w:type="dxa"/>
+              <w:start w:w="90" w:type="dxa"/>
+              <w:bottom w:w="90" w:type="dxa"/>
+              <w:end w:w="90" w:type="dxa"/>
+            </w:tcMar>
+            <w:vAlign w:val="top"/>
+            <w:shd w:fill="F5F7F8"/>
+          </w:tcPr>
+          <w:p>
+            <w:pPr>
+              <w:spacing w:after="0"/>
+            </w:pPr>
+            <w:r>
+              <w:rPr>
+                <w:sz w:val="16"/>
+              </w:rPr>
+              <w:t>Nachfrist Buchauszug</w:t>
+            </w:r>
+          </w:p>
+        </w:tc>
+        <w:tc>
+          <w:tcPr>
+            <w:tcW w:type="dxa" w:w="2381"/>
+            <w:tcMar>
+              <w:top w:w="90" w:type="dxa"/>
+              <w:start w:w="90" w:type="dxa"/>
+              <w:bottom w:w="90" w:type="dxa"/>
+              <w:end w:w="90" w:type="dxa"/>
+            </w:tcMar>
+            <w:vAlign w:val="top"/>
+            <w:shd w:fill="F5F7F8"/>
+          </w:tcPr>
+          <w:p>
+            <w:pPr>
+              <w:spacing w:after="0"/>
+            </w:pPr>
+            <w:r>
+              <w:rPr>
+                <w:sz w:val="16"/>
+              </w:rPr>
+              <w:t>Verlangen vom 25. Mai 2026</w:t>
+            </w:r>
+          </w:p>
+        </w:tc>
+        <w:tc>
+          <w:tcPr>
+            <w:tcW w:type="dxa" w:w="2041"/>
+            <w:tcMar>
+              <w:top w:w="90" w:type="dxa"/>
+              <w:start w:w="90" w:type="dxa"/>
+              <w:bottom w:w="90" w:type="dxa"/>
+              <w:end w:w="90" w:type="dxa"/>
+            </w:tcMar>
+            <w:vAlign w:val="top"/>
+            <w:shd w:fill="F5F7F8"/>
+          </w:tcPr>
+          <w:p>
+            <w:pPr>
+              <w:spacing w:after="0"/>
+            </w:pPr>
+            <w:r>
+              <w:rPr>
+                <w:sz w:val="16"/>
+              </w:rPr>
+              <w:t>8. Juni 2026</w:t>
+            </w:r>
+          </w:p>
+        </w:tc>
+        <w:tc>
+          <w:tcPr>
+            <w:tcW w:type="dxa" w:w="1701"/>
+            <w:tcMar>
+              <w:top w:w="90" w:type="dxa"/>
+              <w:start w:w="90" w:type="dxa"/>
+              <w:bottom w:w="90" w:type="dxa"/>
+              <w:end w:w="90" w:type="dxa"/>
+            </w:tcMar>
+            <w:vAlign w:val="top"/>
+            <w:shd w:fill="F5F7F8"/>
+          </w:tcPr>
+          <w:p>
+            <w:pPr>
+              <w:spacing w:after="0"/>
+            </w:pPr>
+            <w:r>
+              <w:rPr>
+                <w:sz w:val="16"/>
+              </w:rPr>
+              <w:t>Dr. Rohrhuber</w:t>
+            </w:r>
+          </w:p>
+        </w:tc>
+        <w:tc>
+          <w:tcPr>
+            <w:tcW w:type="dxa" w:w="1134"/>
+            <w:tcMar>
+              <w:top w:w="90" w:type="dxa"/>
+              <w:start w:w="90" w:type="dxa"/>
+              <w:bottom w:w="90" w:type="dxa"/>
+              <w:end w:w="90" w:type="dxa"/>
+            </w:tcMar>
+            <w:vAlign w:val="top"/>
+            <w:shd w:fill="F5F7F8"/>
+          </w:tcPr>
+          <w:p>
+            <w:pPr>
+              <w:spacing w:after="0"/>
+            </w:pPr>
+            <w:r>
+              <w:rPr>
+                <w:sz w:val="16"/>
+              </w:rPr>
+              <w:t>Zugang der ersten E-Mail belegt; Reaktion fehlt</w:t>
+            </w:r>
+          </w:p>
+        </w:tc>
+      </w:tr>
+      <w:tr>
+        <w:tc>
+          <w:tcPr>
+            <w:tcW w:type="dxa" w:w="2211"/>
+            <w:tcMar>
+              <w:top w:w="90" w:type="dxa"/>
+              <w:start w:w="90" w:type="dxa"/>
+              <w:bottom w:w="90" w:type="dxa"/>
+              <w:end w:w="90" w:type="dxa"/>
+            </w:tcMar>
+            <w:vAlign w:val="top"/>
+          </w:tcPr>
+          <w:p>
+            <w:pPr>
+              <w:spacing w:after="0"/>
+            </w:pPr>
+            <w:r>
+              <w:rPr>
+                <w:sz w:val="16"/>
+              </w:rPr>
+              <w:t>Sicherung CRM-Export</w:t>
+            </w:r>
+          </w:p>
+        </w:tc>
+        <w:tc>
+          <w:tcPr>
+            <w:tcW w:type="dxa" w:w="2381"/>
+            <w:tcMar>
+              <w:top w:w="90" w:type="dxa"/>
+              <w:start w:w="90" w:type="dxa"/>
+              <w:bottom w:w="90" w:type="dxa"/>
+              <w:end w:w="90" w:type="dxa"/>
+            </w:tcMar>
+            <w:vAlign w:val="top"/>
+          </w:tcPr>
+          <w:p>
+            <w:pPr>
+              <w:spacing w:after="0"/>
+            </w:pPr>
+            <w:r>
+              <w:rPr>
+                <w:sz w:val="16"/>
+              </w:rPr>
+              <w:t>IT-Mail vom 26. Mai 2026</w:t>
+            </w:r>
+          </w:p>
+        </w:tc>
+        <w:tc>
+          <w:tcPr>
+            <w:tcW w:type="dxa" w:w="2041"/>
+            <w:tcMar>
+              <w:top w:w="90" w:type="dxa"/>
+              <w:start w:w="90" w:type="dxa"/>
+              <w:bottom w:w="90" w:type="dxa"/>
+              <w:end w:w="90" w:type="dxa"/>
+            </w:tcMar>
+            <w:vAlign w:val="top"/>
+          </w:tcPr>
+          <w:p>
+            <w:pPr>
+              <w:spacing w:after="0"/>
+            </w:pPr>
+            <w:r>
+              <w:rPr>
+                <w:sz w:val="16"/>
+              </w:rPr>
+              <w:t>10. Juni 2026</w:t>
+            </w:r>
+          </w:p>
+        </w:tc>
+        <w:tc>
+          <w:tcPr>
+            <w:tcW w:type="dxa" w:w="1701"/>
+            <w:tcMar>
+              <w:top w:w="90" w:type="dxa"/>
+              <w:start w:w="90" w:type="dxa"/>
+              <w:bottom w:w="90" w:type="dxa"/>
+              <w:end w:w="90" w:type="dxa"/>
+            </w:tcMar>
+            <w:vAlign w:val="top"/>
+          </w:tcPr>
+          <w:p>
+            <w:pPr>
+              <w:spacing w:after="0"/>
+            </w:pPr>
+            <w:r>
+              <w:rPr>
+                <w:sz w:val="16"/>
+              </w:rPr>
+              <w:t>Mandantin / Nordstern Legal</w:t>
+            </w:r>
+          </w:p>
+        </w:tc>
+        <w:tc>
+          <w:tcPr>
+            <w:tcW w:type="dxa" w:w="1134"/>
+            <w:tcMar>
+              <w:top w:w="90" w:type="dxa"/>
+              <w:start w:w="90" w:type="dxa"/>
+              <w:bottom w:w="90" w:type="dxa"/>
+              <w:end w:w="90" w:type="dxa"/>
+            </w:tcMar>
+            <w:vAlign w:val="top"/>
+          </w:tcPr>
+          <w:p>
+            <w:pPr>
+              <w:spacing w:after="0"/>
+            </w:pPr>
+            <w:r>
+              <w:rPr>
+                <w:sz w:val="16"/>
+              </w:rPr>
+              <w:t>Umfang und Schwärzung offen</w:t>
+            </w:r>
+          </w:p>
+        </w:tc>
+      </w:tr>
+      <w:tr>
+        <w:tc>
+          <w:tcPr>
+            <w:tcW w:type="dxa" w:w="2211"/>
+            <w:tcMar>
+              <w:top w:w="90" w:type="dxa"/>
+              <w:start w:w="90" w:type="dxa"/>
+              <w:bottom w:w="90" w:type="dxa"/>
+              <w:end w:w="90" w:type="dxa"/>
+            </w:tcMar>
+            <w:vAlign w:val="top"/>
+            <w:shd w:fill="F5F7F8"/>
+          </w:tcPr>
+          <w:p>
+            <w:pPr>
+              <w:spacing w:after="0"/>
+            </w:pPr>
+            <w:r>
+              <w:rPr>
+                <w:sz w:val="16"/>
+              </w:rPr>
+              <w:t>Vertragsende</w:t>
+            </w:r>
+          </w:p>
+        </w:tc>
+        <w:tc>
+          <w:tcPr>
+            <w:tcW w:type="dxa" w:w="2381"/>
+            <w:tcMar>
+              <w:top w:w="90" w:type="dxa"/>
+              <w:start w:w="90" w:type="dxa"/>
+              <w:bottom w:w="90" w:type="dxa"/>
+              <w:end w:w="90" w:type="dxa"/>
+            </w:tcMar>
+            <w:vAlign w:val="top"/>
+            <w:shd w:fill="F5F7F8"/>
+          </w:tcPr>
+          <w:p>
+            <w:pPr>
+              <w:spacing w:after="0"/>
+            </w:pPr>
+            <w:r>
+              <w:rPr>
+                <w:sz w:val="16"/>
+              </w:rPr>
+              <w:t>Kündigung vom 22. Mai 2026</w:t>
+            </w:r>
+          </w:p>
+        </w:tc>
+        <w:tc>
+          <w:tcPr>
+            <w:tcW w:type="dxa" w:w="2041"/>
+            <w:tcMar>
+              <w:top w:w="90" w:type="dxa"/>
+              <w:start w:w="90" w:type="dxa"/>
+              <w:bottom w:w="90" w:type="dxa"/>
+              <w:end w:w="90" w:type="dxa"/>
+            </w:tcMar>
+            <w:vAlign w:val="top"/>
+            <w:shd w:fill="F5F7F8"/>
+          </w:tcPr>
+          <w:p>
+            <w:pPr>
+              <w:spacing w:after="0"/>
+            </w:pPr>
+            <w:r>
+              <w:rPr>
+                <w:sz w:val="16"/>
+              </w:rPr>
+              <w:t>31. Dezember 2026</w:t>
+            </w:r>
+          </w:p>
+        </w:tc>
+        <w:tc>
+          <w:tcPr>
+            <w:tcW w:type="dxa" w:w="1701"/>
+            <w:tcMar>
+              <w:top w:w="90" w:type="dxa"/>
+              <w:start w:w="90" w:type="dxa"/>
+              <w:bottom w:w="90" w:type="dxa"/>
+              <w:end w:w="90" w:type="dxa"/>
+            </w:tcMar>
+            <w:vAlign w:val="top"/>
+            <w:shd w:fill="F5F7F8"/>
+          </w:tcPr>
+          <w:p>
+            <w:pPr>
+              <w:spacing w:after="0"/>
+            </w:pPr>
+            <w:r>
+              <w:rPr>
+                <w:sz w:val="16"/>
+              </w:rPr>
+              <w:t>Fristenreferat</w:t>
+            </w:r>
+          </w:p>
+        </w:tc>
+        <w:tc>
+          <w:tcPr>
+            <w:tcW w:type="dxa" w:w="1134"/>
+            <w:tcMar>
+              <w:top w:w="90" w:type="dxa"/>
+              <w:start w:w="90" w:type="dxa"/>
+              <w:bottom w:w="90" w:type="dxa"/>
+              <w:end w:w="90" w:type="dxa"/>
+            </w:tcMar>
+            <w:vAlign w:val="top"/>
+            <w:shd w:fill="F5F7F8"/>
+          </w:tcPr>
+          <w:p>
+            <w:pPr>
+              <w:spacing w:after="0"/>
+            </w:pPr>
+            <w:r>
+              <w:rPr>
+                <w:sz w:val="16"/>
+              </w:rPr>
+              <w:t>Nach Originalvertrag erneut kontrollieren</w:t>
+            </w:r>
+          </w:p>
+        </w:tc>
+      </w:tr>
+      <w:tr>
+        <w:tc>
+          <w:tcPr>
+            <w:tcW w:type="dxa" w:w="2211"/>
+            <w:tcMar>
+              <w:top w:w="90" w:type="dxa"/>
+              <w:start w:w="90" w:type="dxa"/>
+              <w:bottom w:w="90" w:type="dxa"/>
+              <w:end w:w="90" w:type="dxa"/>
+            </w:tcMar>
+            <w:vAlign w:val="top"/>
+          </w:tcPr>
+          <w:p>
+            <w:pPr>
+              <w:spacing w:after="0"/>
+            </w:pPr>
+            <w:r>
+              <w:rPr>
+                <w:sz w:val="16"/>
+              </w:rPr>
+              <w:t>Ansprüche aus Abrechnungsjahr 2023</w:t>
+            </w:r>
+          </w:p>
+        </w:tc>
+        <w:tc>
+          <w:tcPr>
+            <w:tcW w:type="dxa" w:w="2381"/>
+            <w:tcMar>
+              <w:top w:w="90" w:type="dxa"/>
+              <w:start w:w="90" w:type="dxa"/>
+              <w:bottom w:w="90" w:type="dxa"/>
+              <w:end w:w="90" w:type="dxa"/>
+            </w:tcMar>
+            <w:vAlign w:val="top"/>
+          </w:tcPr>
+          <w:p>
+            <w:pPr>
+              <w:spacing w:after="0"/>
+            </w:pPr>
+            <w:r>
+              <w:rPr>
+                <w:sz w:val="16"/>
+              </w:rPr>
+              <w:t>Kenntnis und Entstehung gesondert zu prüfen</w:t>
+            </w:r>
+          </w:p>
+        </w:tc>
+        <w:tc>
+          <w:tcPr>
+            <w:tcW w:type="dxa" w:w="2041"/>
+            <w:tcMar>
+              <w:top w:w="90" w:type="dxa"/>
+              <w:start w:w="90" w:type="dxa"/>
+              <w:bottom w:w="90" w:type="dxa"/>
+              <w:end w:w="90" w:type="dxa"/>
+            </w:tcMar>
+            <w:vAlign w:val="top"/>
+          </w:tcPr>
+          <w:p>
+            <w:pPr>
+              <w:spacing w:after="0"/>
+            </w:pPr>
+            <w:r>
+              <w:rPr>
+                <w:sz w:val="16"/>
+              </w:rPr>
+              <w:t>30. September 2026 Vorfrist</w:t>
+            </w:r>
+          </w:p>
+        </w:tc>
+        <w:tc>
+          <w:tcPr>
+            <w:tcW w:type="dxa" w:w="1701"/>
+            <w:tcMar>
+              <w:top w:w="90" w:type="dxa"/>
+              <w:start w:w="90" w:type="dxa"/>
+              <w:bottom w:w="90" w:type="dxa"/>
+              <w:end w:w="90" w:type="dxa"/>
+            </w:tcMar>
+            <w:vAlign w:val="top"/>
+          </w:tcPr>
+          <w:p>
+            <w:pPr>
+              <w:spacing w:after="0"/>
+            </w:pPr>
+            <w:r>
+              <w:rPr>
+                <w:sz w:val="16"/>
+              </w:rPr>
+              <w:t>Stefanie Pollok</w:t>
+            </w:r>
+          </w:p>
+        </w:tc>
+        <w:tc>
+          <w:tcPr>
+            <w:tcW w:type="dxa" w:w="1134"/>
+            <w:tcMar>
+              <w:top w:w="90" w:type="dxa"/>
+              <w:start w:w="90" w:type="dxa"/>
+              <w:bottom w:w="90" w:type="dxa"/>
+              <w:end w:w="90" w:type="dxa"/>
+            </w:tcMar>
+            <w:vAlign w:val="top"/>
+          </w:tcPr>
+          <w:p>
+            <w:pPr>
+              <w:spacing w:after="0"/>
+            </w:pPr>
+            <w:r>
+              <w:rPr>
+                <w:sz w:val="16"/>
+              </w:rPr>
+              <w:t>Keine abschließende Berechnung ohne Vollakte</w:t>
+            </w:r>
+          </w:p>
+        </w:tc>
+      </w:tr>
+      <w:tr>
+        <w:tc>
+          <w:tcPr>
+            <w:tcW w:type="dxa" w:w="2211"/>
+            <w:tcMar>
+              <w:top w:w="90" w:type="dxa"/>
+              <w:start w:w="90" w:type="dxa"/>
+              <w:bottom w:w="90" w:type="dxa"/>
+              <w:end w:w="90" w:type="dxa"/>
+            </w:tcMar>
+            <w:vAlign w:val="top"/>
+            <w:shd w:fill="F5F7F8"/>
+          </w:tcPr>
+          <w:p>
+            <w:pPr>
+              <w:spacing w:after="0"/>
+            </w:pPr>
+            <w:r>
+              <w:rPr>
+                <w:sz w:val="16"/>
+              </w:rPr>
+              <w:t>Geltendmachung nach Vertragsende</w:t>
+            </w:r>
+          </w:p>
+        </w:tc>
+        <w:tc>
+          <w:tcPr>
+            <w:tcW w:type="dxa" w:w="2381"/>
+            <w:tcMar>
+              <w:top w:w="90" w:type="dxa"/>
+              <w:start w:w="90" w:type="dxa"/>
+              <w:bottom w:w="90" w:type="dxa"/>
+              <w:end w:w="90" w:type="dxa"/>
+            </w:tcMar>
+            <w:vAlign w:val="top"/>
+            <w:shd w:fill="F5F7F8"/>
+          </w:tcPr>
+          <w:p>
+            <w:pPr>
+              <w:spacing w:after="0"/>
+            </w:pPr>
+            <w:r>
+              <w:rPr>
+                <w:sz w:val="16"/>
+              </w:rPr>
+              <w:t>Vertragsbeendigung</w:t>
+            </w:r>
+          </w:p>
+        </w:tc>
+        <w:tc>
+          <w:tcPr>
+            <w:tcW w:type="dxa" w:w="2041"/>
+            <w:tcMar>
+              <w:top w:w="90" w:type="dxa"/>
+              <w:start w:w="90" w:type="dxa"/>
+              <w:bottom w:w="90" w:type="dxa"/>
+              <w:end w:w="90" w:type="dxa"/>
+            </w:tcMar>
+            <w:vAlign w:val="top"/>
+            <w:shd w:fill="F5F7F8"/>
+          </w:tcPr>
+          <w:p>
+            <w:pPr>
+              <w:spacing w:after="0"/>
+            </w:pPr>
+            <w:r>
+              <w:rPr>
+                <w:sz w:val="16"/>
+              </w:rPr>
+              <w:t>Frist erst nach Norm- und Vertragsprüfung notieren</w:t>
+            </w:r>
+          </w:p>
+        </w:tc>
+        <w:tc>
+          <w:tcPr>
+            <w:tcW w:type="dxa" w:w="1701"/>
+            <w:tcMar>
+              <w:top w:w="90" w:type="dxa"/>
+              <w:start w:w="90" w:type="dxa"/>
+              <w:bottom w:w="90" w:type="dxa"/>
+              <w:end w:w="90" w:type="dxa"/>
+            </w:tcMar>
+            <w:vAlign w:val="top"/>
+            <w:shd w:fill="F5F7F8"/>
+          </w:tcPr>
+          <w:p>
+            <w:pPr>
+              <w:spacing w:after="0"/>
+            </w:pPr>
+            <w:r>
+              <w:rPr>
+                <w:sz w:val="16"/>
+              </w:rPr>
+              <w:t>Dr. Rohrhuber</w:t>
+            </w:r>
+          </w:p>
+        </w:tc>
+        <w:tc>
+          <w:tcPr>
+            <w:tcW w:type="dxa" w:w="1134"/>
+            <w:tcMar>
+              <w:top w:w="90" w:type="dxa"/>
+              <w:start w:w="90" w:type="dxa"/>
+              <w:bottom w:w="90" w:type="dxa"/>
+              <w:end w:w="90" w:type="dxa"/>
+            </w:tcMar>
+            <w:vAlign w:val="top"/>
+            <w:shd w:fill="F5F7F8"/>
+          </w:tcPr>
+          <w:p>
+            <w:pPr>
+              <w:spacing w:after="0"/>
+            </w:pPr>
+            <w:r>
+              <w:rPr>
+                <w:sz w:val="16"/>
+              </w:rPr>
+              <w:t>Bewusst noch nicht abschließend kalendriert</w:t>
+            </w:r>
+          </w:p>
+        </w:tc>
+      </w:tr>
+    </w:tbl>
+    <w:p>
+      <w:pPr>
+        <w:spacing w:after="20"/>
+      </w:pPr>
+    </w:p>
+    <w:p>
+      <w:pPr>
+        <w:pStyle w:val="Heading1"/>
+      </w:pPr>
+      <w:r>
+        <w:t>3. Widersprüche im Aktenbestand</w:t>
       </w:r>
     </w:p>
     <w:p>
       <w:pPr>
-        <w:pStyle w:val="ListBullet"/>
+        <w:widowControl/>
       </w:pPr>
       <w:r>
-        <w:t>04.02.2026: erster interner Hinweis auf Lücken und unklare Verantwortlichkeiten.</w:t>
+        <w:t>Der Vertragsauszug nennt die Altfeld Vertrieb GmbH, während einzelne Altunterlagen die Geschäftsbezeichnung „Altfeld Medizinhandel“ verwenden. Der Mandant soll Handelsregisterauszug, Umfirmierungsunterlagen und Rechnungsadressaten vorlegen.</w:t>
       </w:r>
     </w:p>
     <w:p>
       <w:pPr>
-        <w:pStyle w:val="ListBullet"/>
+        <w:widowControl/>
       </w:pPr>
       <w:r>
-        <w:t>18.03.2026: Fachbereich bittet um schnelle Freigabe, obwohl Legal noch keine Unterlagen gesehen hat.</w:t>
+        <w:t>Die Kundenliste bezeichnet das MVZ Rheinbogen zugleich als Messekontakt und Onlinekontakt. Die zeitliche Reihenfolge der Kontaktaufnahme ist anhand von Kalender, CRM und E-Mail-Verkehr aufzuklären.</w:t>
       </w:r>
     </w:p>
     <w:p>
       <w:pPr>
-        <w:pStyle w:val="ListBullet"/>
+        <w:widowControl/>
       </w:pPr>
       <w:r>
-        <w:t>29.04.2026: externe Partei fragt nach Nachweisen und Fristen.</w:t>
+        <w:t>Die Excel-Datei enthält für PO-1920 eine Provision von 5320 EUR, bezeichnet denselben Betrag aber als Stornoreserve. Die Originalabrechnung und die Rechenformel fehlen.</w:t>
       </w:r>
     </w:p>
     <w:p>
       <w:pPr>
-        <w:pStyle w:val="ListBullet"/>
+        <w:keepLines/>
+        <w:spacing w:before="120"/>
       </w:pPr>
       <w:r>
-        <w:t>13.05.2026: Geschäftsleitung will eine entscheidungsfähige Vorlage bis Freitagmittag.</w:t>
-      </w:r>
-    </w:p>
-    <w:p>
-      <w:pPr>
-        <w:pStyle w:val="ListBullet"/>
-      </w:pPr>
-      <w:r>
-        <w:t>26.05.2026: mehrere neue Dateien kommen unsortiert per E-Mail und Chat.</w:t>
+        <w:rPr>
+          <w:b/>
+        </w:rPr>
+        <w:t>Fristenkontrolle: M. Noll, Rechtsanwaltsfachangestellte · Zweitkontrolle: Stefanie Pollok, Rechtsanwältin</w:t>
       </w:r>
     </w:p>
     <w:sectPr>
+      <w:footerReference w:type="default" r:id="rId9"/>
+      <w:headerReference w:type="default" r:id="rId10"/>
       <w:pgSz w:w="11906" w:h="16838"/>
-      <w:pgMar w:top="1417" w:right="1417" w:bottom="1417" w:left="1417" w:header="720" w:footer="720" w:gutter="0"/>
+      <w:pgMar w:top="1247" w:right="1134" w:bottom="1020" w:left="1191" w:header="680" w:footer="567" w:gutter="0"/>
       <w:cols w:space="720"/>
       <w:docGrid w:linePitch="360"/>
     </w:sectPr>
   </w:body>
 </w:document>
+</file>
+
+<file path=word/footer1.xml><?xml version="1.0" encoding="utf-8"?>
+<w:ftr xmlns:m="http://schemas.openxmlformats.org/officeDocument/2006/math" xmlns:mc="http://schemas.openxmlformats.org/markup-compatibility/2006" xmlns:mo="http://schemas.microsoft.com/office/mac/office/2008/main" xmlns:mv="urn:schemas-microsoft-com:mac:vml" xmlns:o="urn:schemas-microsoft-com:office:office" xmlns:r="http://schemas.openxmlformats.org/officeDocument/2006/relationships" xmlns:v="urn:schemas-microsoft-com:vml" xmlns:w10="urn:schemas-microsoft-com:office:word" xmlns:w14="http://schemas.microsoft.com/office/word/2010/wordml" xmlns:w="http://schemas.openxmlformats.org/wordprocessingml/2006/main" xmlns:wne="http://schemas.microsoft.com/office/word/2006/wordml" xmlns:wp14="http://schemas.microsoft.com/office/word/2010/wordprocessingDrawing" xmlns:wp="http://schemas.openxmlformats.org/drawingml/2006/wordprocessingDrawing" xmlns:wpc="http://schemas.microsoft.com/office/word/2010/wordprocessingCanvas" xmlns:wpg="http://schemas.microsoft.com/office/word/2010/wordprocessingGroup" xmlns:wpi="http://schemas.microsoft.com/office/word/2010/wordprocessingInk" xmlns:wps="http://schemas.microsoft.com/office/word/2010/wordprocessingShape" mc:Ignorable="w14 wp14">
+  <w:p>
+    <w:pPr>
+      <w:tabs>
+        <w:tab w:pos="9071" w:val="right"/>
+      </w:tabs>
+      <w:jc w:val="left"/>
+    </w:pPr>
+    <w:r>
+      <w:rPr>
+        <w:rFonts w:ascii="Times New Roman" w:hAnsi="Times New Roman"/>
+        <w:color w:val="6B6B66"/>
+        <w:sz w:val="16"/>
+      </w:rPr>
+    </w:r>
+    <w:r>
+      <w:rPr>
+        <w:rFonts w:ascii="Times New Roman" w:hAnsi="Times New Roman"/>
+        <w:color w:val="6B6B66"/>
+        <w:sz w:val="16"/>
+      </w:rPr>
+      <w:t>Altfeld Vertrieb GmbH</w:t>
+    </w:r>
+    <w:r>
+      <w:rPr>
+        <w:rFonts w:ascii="Times New Roman" w:hAnsi="Times New Roman"/>
+        <w:color w:val="6B6B66"/>
+        <w:sz w:val="16"/>
+      </w:rPr>
+      <w:tab/>
+      <w:t xml:space="preserve">Seite </w:t>
+    </w:r>
+    <w:r>
+      <w:rPr>
+        <w:rFonts w:ascii="Times New Roman" w:hAnsi="Times New Roman"/>
+        <w:color w:val="6B6B66"/>
+        <w:sz w:val="16"/>
+      </w:rPr>
+      <w:fldChar w:fldCharType="begin"/>
+      <w:instrText xml:space="preserve"> PAGE </w:instrText>
+      <w:fldChar w:fldCharType="end"/>
+    </w:r>
+  </w:p>
+</w:ftr>
+</file>
+
+<file path=word/header1.xml><?xml version="1.0" encoding="utf-8"?>
+<w:hdr xmlns:m="http://schemas.openxmlformats.org/officeDocument/2006/math" xmlns:mc="http://schemas.openxmlformats.org/markup-compatibility/2006" xmlns:mo="http://schemas.microsoft.com/office/mac/office/2008/main" xmlns:mv="urn:schemas-microsoft-com:mac:vml" xmlns:o="urn:schemas-microsoft-com:office:office" xmlns:r="http://schemas.openxmlformats.org/officeDocument/2006/relationships" xmlns:v="urn:schemas-microsoft-com:vml" xmlns:w10="urn:schemas-microsoft-com:office:word" xmlns:w14="http://schemas.microsoft.com/office/word/2010/wordml" xmlns:w="http://schemas.openxmlformats.org/wordprocessingml/2006/main" xmlns:wne="http://schemas.microsoft.com/office/word/2006/wordml" xmlns:wp14="http://schemas.microsoft.com/office/word/2010/wordprocessingDrawing" xmlns:wp="http://schemas.openxmlformats.org/drawingml/2006/wordprocessingDrawing" xmlns:wpc="http://schemas.microsoft.com/office/word/2010/wordprocessingCanvas" xmlns:wpg="http://schemas.microsoft.com/office/word/2010/wordprocessingGroup" xmlns:wpi="http://schemas.microsoft.com/office/word/2010/wordprocessingInk" xmlns:wps="http://schemas.microsoft.com/office/word/2010/wordprocessingShape" mc:Ignorable="w14 wp14">
+  <w:p>
+    <w:pPr>
+      <w:pStyle w:val="Header"/>
+      <w:jc w:val="left"/>
+    </w:pPr>
+    <w:r/>
+    <w:r>
+      <w:rPr>
+        <w:rFonts w:ascii="Times New Roman" w:hAnsi="Times New Roman"/>
+        <w:b/>
+        <w:color w:val="11555F"/>
+        <w:sz w:val="24"/>
+      </w:rPr>
+      <w:t>Altfeld Vertrieb GmbH</w:t>
+    </w:r>
+  </w:p>
+  <w:p>
+    <w:pPr>
+      <w:jc w:val="left"/>
+      <w:pBdr>
+        <w:bottom w:val="single" w:sz="6" w:space="2" w:color="11555F"/>
+      </w:pBdr>
+    </w:pPr>
+    <w:r>
+      <w:rPr>
+        <w:rFonts w:ascii="Times New Roman" w:hAnsi="Times New Roman"/>
+        <w:color w:val="6B6B66"/>
+        <w:sz w:val="16"/>
+      </w:rPr>
+      <w:t>Unternehmen</w:t>
+    </w:r>
+  </w:p>
+</w:hdr>
 </file>
 
 <file path=word/numbering.xml><?xml version="1.0" encoding="utf-8"?>
@@ -426,9 +3152,13 @@
     <w:name w:val="Normal"/>
     <w:qFormat/>
     <w:rsid w:val="00FC693F"/>
+    <w:pPr>
+      <w:spacing w:after="100" w:line="269" w:lineRule="auto"/>
+    </w:pPr>
     <w:rPr>
-      <w:rFonts w:ascii="Times New Roman" w:hAnsi="Times New Roman"/>
-      <w:sz w:val="22"/>
+      <w:rFonts w:ascii="Arial" w:hAnsi="Arial"/>
+      <w:color w:val="20262B"/>
+      <w:sz w:val="20"/>
     </w:rPr>
   </w:style>
   <w:style w:type="paragraph" w:styleId="Header">
@@ -486,14 +3216,15 @@
     <w:pPr>
       <w:keepNext/>
       <w:keepLines/>
-      <w:spacing w:before="480" w:after="0"/>
+      <w:spacing w:before="200" w:after="100"/>
       <w:outlineLvl w:val="0"/>
     </w:pPr>
     <w:rPr>
-      <w:rFonts w:asciiTheme="majorHAnsi" w:eastAsiaTheme="majorEastAsia" w:hAnsiTheme="majorHAnsi" w:cstheme="majorBidi" w:ascii="Times New Roman" w:hAnsi="Times New Roman"/>
+      <w:rFonts w:asciiTheme="majorHAnsi" w:eastAsiaTheme="majorEastAsia" w:hAnsiTheme="majorHAnsi" w:cstheme="majorBidi" w:ascii="Arial" w:hAnsi="Arial"/>
       <w:b/>
       <w:bCs/>
-      <w:sz w:val="28"/>
+      <w:color w:val="17324D"/>
+      <w:sz w:val="26"/>
       <w:szCs w:val="28"/>
     </w:rPr>
   </w:style>
@@ -509,14 +3240,15 @@
     <w:pPr>
       <w:keepNext/>
       <w:keepLines/>
-      <w:spacing w:before="200" w:after="0"/>
+      <w:spacing w:before="200" w:after="100"/>
       <w:outlineLvl w:val="1"/>
     </w:pPr>
     <w:rPr>
-      <w:rFonts w:asciiTheme="majorHAnsi" w:eastAsiaTheme="majorEastAsia" w:hAnsiTheme="majorHAnsi" w:cstheme="majorBidi" w:ascii="Times New Roman" w:hAnsi="Times New Roman"/>
+      <w:rFonts w:asciiTheme="majorHAnsi" w:eastAsiaTheme="majorEastAsia" w:hAnsiTheme="majorHAnsi" w:cstheme="majorBidi" w:ascii="Arial" w:hAnsi="Arial"/>
       <w:b/>
       <w:bCs/>
-      <w:sz w:val="24"/>
+      <w:color w:val="2E668B"/>
+      <w:sz w:val="22"/>
       <w:szCs w:val="26"/>
     </w:rPr>
   </w:style>
@@ -536,10 +3268,10 @@
       <w:outlineLvl w:val="2"/>
     </w:pPr>
     <w:rPr>
-      <w:rFonts w:asciiTheme="majorHAnsi" w:eastAsiaTheme="majorEastAsia" w:hAnsiTheme="majorHAnsi" w:cstheme="majorBidi" w:ascii="Times New Roman" w:hAnsi="Times New Roman"/>
+      <w:rFonts w:asciiTheme="majorHAnsi" w:eastAsiaTheme="majorEastAsia" w:hAnsiTheme="majorHAnsi" w:cstheme="majorBidi"/>
       <w:b/>
       <w:bCs/>
-      <w:sz w:val="22"/>
+      <w:color w:val="4F81BD" w:themeColor="accent1"/>
     </w:rPr>
   </w:style>
   <w:style w:type="paragraph" w:styleId="Heading4">
@@ -770,18 +3502,20 @@
     <w:qFormat/>
     <w:rsid w:val="00FC693F"/>
     <w:pPr>
+      <w:keepNext/>
       <w:pBdr>
         <w:bottom w:val="single" w:sz="8" w:space="4" w:color="4F81BD" w:themeColor="accent1"/>
       </w:pBdr>
-      <w:spacing w:after="300" w:line="240" w:lineRule="auto"/>
+      <w:spacing w:after="100" w:line="240" w:lineRule="auto" w:before="200"/>
       <w:contextualSpacing/>
     </w:pPr>
     <w:rPr>
-      <w:rFonts w:asciiTheme="majorHAnsi" w:eastAsiaTheme="majorEastAsia" w:hAnsiTheme="majorHAnsi" w:cstheme="majorBidi"/>
-      <w:color w:val="17365D" w:themeColor="text2" w:themeShade="BF"/>
+      <w:rFonts w:asciiTheme="majorHAnsi" w:eastAsiaTheme="majorEastAsia" w:hAnsiTheme="majorHAnsi" w:cstheme="majorBidi" w:ascii="Arial" w:hAnsi="Arial"/>
+      <w:b/>
+      <w:color w:val="17324D"/>
       <w:spacing w:val="5"/>
       <w:kern w:val="28"/>
-      <w:sz w:val="52"/>
+      <w:sz w:val="36"/>
       <w:szCs w:val="52"/>
     </w:rPr>
   </w:style>
